--- a/assets/labs/lab-03-report.docx
+++ b/assets/labs/lab-03-report.docx
@@ -7,7 +7,7 @@
         <w:pStyle w:val="Title"/>
       </w:pPr>
       <w:r>
-        <w:t>Lab 3 Report - Inductive Coupling &amp; EMI Containment</w:t>
+        <w:t>Lab 3 Report - Transformers &amp; Breadboard Crosstalk</w:t>
       </w:r>
     </w:p>
     <w:p>
@@ -31,12 +31,12 @@
         <w:pStyle w:val="Heading1"/>
       </w:pPr>
       <w:r>
-        <w:t>Table 1 - Source and Frequency-Dependent Coupling (25)</w:t>
+        <w:t>Table 1 - Intentional Transformer Coupling (25)</w:t>
       </w:r>
     </w:p>
     <w:p>
       <w:r>
-        <w:t>Use measured amplitudes. Calculate Vpickup / Vsource and record fixed geometry and acquisition settings.</w:t>
+        <w:t>Use resistance mode only while the transformer is disconnected. Use AC-voltage mode for powered measurements; do not use a current jack.</w:t>
       </w:r>
     </w:p>
     <w:tbl>
@@ -46,71 +46,49 @@
         <w:tblLook w:firstColumn="1" w:firstRow="1" w:lastColumn="0" w:lastRow="0" w:noHBand="0" w:noVBand="1" w:val="04A0"/>
       </w:tblPr>
       <w:tblGrid>
-        <w:gridCol w:w="1776"/>
-        <w:gridCol w:w="1776"/>
-        <w:gridCol w:w="1776"/>
-        <w:gridCol w:w="1776"/>
-        <w:gridCol w:w="1776"/>
-        <w:gridCol w:w="1776"/>
+        <w:gridCol w:w="2664"/>
+        <w:gridCol w:w="2664"/>
+        <w:gridCol w:w="2664"/>
+        <w:gridCol w:w="2664"/>
       </w:tblGrid>
       <w:tr>
         <w:tc>
           <w:tcPr>
-            <w:tcW w:type="dxa" w:w="1776"/>
+            <w:tcW w:type="dxa" w:w="2664"/>
           </w:tcPr>
           <w:p>
             <w:r>
-              <w:t>Condition</w:t>
+              <w:t>Measurement</w:t>
             </w:r>
           </w:p>
         </w:tc>
         <w:tc>
           <w:tcPr>
-            <w:tcW w:type="dxa" w:w="1776"/>
+            <w:tcW w:type="dxa" w:w="2664"/>
           </w:tcPr>
           <w:p>
             <w:r>
-              <w:t>Frequency</w:t>
+              <w:t>DMM mode</w:t>
             </w:r>
           </w:p>
         </w:tc>
         <w:tc>
           <w:tcPr>
-            <w:tcW w:type="dxa" w:w="1776"/>
+            <w:tcW w:type="dxa" w:w="2664"/>
           </w:tcPr>
           <w:p>
             <w:r>
-              <w:t>Source Vpp</w:t>
+              <w:t>Measured value</w:t>
             </w:r>
           </w:p>
         </w:tc>
         <w:tc>
           <w:tcPr>
-            <w:tcW w:type="dxa" w:w="1776"/>
+            <w:tcW w:type="dxa" w:w="2664"/>
           </w:tcPr>
           <w:p>
             <w:r>
-              <w:t>Pickup Vpp</w:t>
-            </w:r>
-          </w:p>
-        </w:tc>
-        <w:tc>
-          <w:tcPr>
-            <w:tcW w:type="dxa" w:w="1776"/>
-          </w:tcPr>
-          <w:p>
-            <w:r>
-              <w:t>Vpickup / Vsource</w:t>
-            </w:r>
-          </w:p>
-        </w:tc>
-        <w:tc>
-          <w:tcPr>
-            <w:tcW w:type="dxa" w:w="1776"/>
-          </w:tcPr>
-          <w:p>
-            <w:r>
-              <w:t>Fixed geometry/settings</w:t>
+              <w:t>Expected / comparison</w:t>
             </w:r>
           </w:p>
         </w:tc>
@@ -118,41 +96,29 @@
       <w:tr>
         <w:tc>
           <w:tcPr>
-            <w:tcW w:type="dxa" w:w="1776"/>
+            <w:tcW w:type="dxa" w:w="2664"/>
           </w:tcPr>
           <w:p>
             <w:r>
-              <w:t>Source disabled / noise check</w:t>
+              <w:t>Primary winding resistance</w:t>
             </w:r>
           </w:p>
         </w:tc>
         <w:tc>
           <w:tcPr>
-            <w:tcW w:type="dxa" w:w="1776"/>
+            <w:tcW w:type="dxa" w:w="2664"/>
           </w:tcPr>
           <w:p/>
         </w:tc>
         <w:tc>
           <w:tcPr>
-            <w:tcW w:type="dxa" w:w="1776"/>
+            <w:tcW w:type="dxa" w:w="2664"/>
           </w:tcPr>
           <w:p/>
         </w:tc>
         <w:tc>
           <w:tcPr>
-            <w:tcW w:type="dxa" w:w="1776"/>
-          </w:tcPr>
-          <w:p/>
-        </w:tc>
-        <w:tc>
-          <w:tcPr>
-            <w:tcW w:type="dxa" w:w="1776"/>
-          </w:tcPr>
-          <w:p/>
-        </w:tc>
-        <w:tc>
-          <w:tcPr>
-            <w:tcW w:type="dxa" w:w="1776"/>
+            <w:tcW w:type="dxa" w:w="2664"/>
           </w:tcPr>
           <w:p/>
         </w:tc>
@@ -160,41 +126,29 @@
       <w:tr>
         <w:tc>
           <w:tcPr>
-            <w:tcW w:type="dxa" w:w="1776"/>
+            <w:tcW w:type="dxa" w:w="2664"/>
           </w:tcPr>
           <w:p>
             <w:r>
-              <w:t>Baseline frequency</w:t>
+              <w:t>Secondary winding resistance</w:t>
             </w:r>
           </w:p>
         </w:tc>
         <w:tc>
           <w:tcPr>
-            <w:tcW w:type="dxa" w:w="1776"/>
+            <w:tcW w:type="dxa" w:w="2664"/>
           </w:tcPr>
           <w:p/>
         </w:tc>
         <w:tc>
           <w:tcPr>
-            <w:tcW w:type="dxa" w:w="1776"/>
+            <w:tcW w:type="dxa" w:w="2664"/>
           </w:tcPr>
           <w:p/>
         </w:tc>
         <w:tc>
           <w:tcPr>
-            <w:tcW w:type="dxa" w:w="1776"/>
-          </w:tcPr>
-          <w:p/>
-        </w:tc>
-        <w:tc>
-          <w:tcPr>
-            <w:tcW w:type="dxa" w:w="1776"/>
-          </w:tcPr>
-          <w:p/>
-        </w:tc>
-        <w:tc>
-          <w:tcPr>
-            <w:tcW w:type="dxa" w:w="1776"/>
+            <w:tcW w:type="dxa" w:w="2664"/>
           </w:tcPr>
           <w:p/>
         </w:tc>
@@ -202,41 +156,29 @@
       <w:tr>
         <w:tc>
           <w:tcPr>
-            <w:tcW w:type="dxa" w:w="1776"/>
+            <w:tcW w:type="dxa" w:w="2664"/>
           </w:tcPr>
           <w:p>
             <w:r>
-              <w:t>Middle frequency</w:t>
+              <w:t>Primary-to-secondary resistance</w:t>
             </w:r>
           </w:p>
         </w:tc>
         <w:tc>
           <w:tcPr>
-            <w:tcW w:type="dxa" w:w="1776"/>
+            <w:tcW w:type="dxa" w:w="2664"/>
           </w:tcPr>
           <w:p/>
         </w:tc>
         <w:tc>
           <w:tcPr>
-            <w:tcW w:type="dxa" w:w="1776"/>
+            <w:tcW w:type="dxa" w:w="2664"/>
           </w:tcPr>
           <w:p/>
         </w:tc>
         <w:tc>
           <w:tcPr>
-            <w:tcW w:type="dxa" w:w="1776"/>
-          </w:tcPr>
-          <w:p/>
-        </w:tc>
-        <w:tc>
-          <w:tcPr>
-            <w:tcW w:type="dxa" w:w="1776"/>
-          </w:tcPr>
-          <w:p/>
-        </w:tc>
-        <w:tc>
-          <w:tcPr>
-            <w:tcW w:type="dxa" w:w="1776"/>
+            <w:tcW w:type="dxa" w:w="2664"/>
           </w:tcPr>
           <w:p/>
         </w:tc>
@@ -244,41 +186,89 @@
       <w:tr>
         <w:tc>
           <w:tcPr>
-            <w:tcW w:type="dxa" w:w="1776"/>
+            <w:tcW w:type="dxa" w:w="2664"/>
           </w:tcPr>
           <w:p>
             <w:r>
-              <w:t>Highest frequency</w:t>
+              <w:t>Primary AC voltage Vp</w:t>
             </w:r>
           </w:p>
         </w:tc>
         <w:tc>
           <w:tcPr>
-            <w:tcW w:type="dxa" w:w="1776"/>
+            <w:tcW w:type="dxa" w:w="2664"/>
           </w:tcPr>
           <w:p/>
         </w:tc>
         <w:tc>
           <w:tcPr>
-            <w:tcW w:type="dxa" w:w="1776"/>
+            <w:tcW w:type="dxa" w:w="2664"/>
           </w:tcPr>
           <w:p/>
         </w:tc>
         <w:tc>
           <w:tcPr>
-            <w:tcW w:type="dxa" w:w="1776"/>
+            <w:tcW w:type="dxa" w:w="2664"/>
+          </w:tcPr>
+          <w:p/>
+        </w:tc>
+      </w:tr>
+      <w:tr>
+        <w:tc>
+          <w:tcPr>
+            <w:tcW w:type="dxa" w:w="2664"/>
+          </w:tcPr>
+          <w:p>
+            <w:r>
+              <w:t>Secondary AC voltage Vs</w:t>
+            </w:r>
+          </w:p>
+        </w:tc>
+        <w:tc>
+          <w:tcPr>
+            <w:tcW w:type="dxa" w:w="2664"/>
           </w:tcPr>
           <w:p/>
         </w:tc>
         <w:tc>
           <w:tcPr>
-            <w:tcW w:type="dxa" w:w="1776"/>
+            <w:tcW w:type="dxa" w:w="2664"/>
           </w:tcPr>
           <w:p/>
         </w:tc>
         <w:tc>
           <w:tcPr>
-            <w:tcW w:type="dxa" w:w="1776"/>
+            <w:tcW w:type="dxa" w:w="2664"/>
+          </w:tcPr>
+          <w:p/>
+        </w:tc>
+      </w:tr>
+      <w:tr>
+        <w:tc>
+          <w:tcPr>
+            <w:tcW w:type="dxa" w:w="2664"/>
+          </w:tcPr>
+          <w:p>
+            <w:r>
+              <w:t>Voltage ratio Vs / Vp</w:t>
+            </w:r>
+          </w:p>
+        </w:tc>
+        <w:tc>
+          <w:tcPr>
+            <w:tcW w:type="dxa" w:w="2664"/>
+          </w:tcPr>
+          <w:p/>
+        </w:tc>
+        <w:tc>
+          <w:tcPr>
+            <w:tcW w:type="dxa" w:w="2664"/>
+          </w:tcPr>
+          <w:p/>
+        </w:tc>
+        <w:tc>
+          <w:tcPr>
+            <w:tcW w:type="dxa" w:w="2664"/>
           </w:tcPr>
           <w:p/>
         </w:tc>
@@ -286,7 +276,7 @@
     </w:tbl>
     <w:p>
       <w:r>
-        <w:t>What pattern did frequency produce, and which measurements support it?</w:t>
+        <w:t>What do the cross-winding resistance result and the measured voltage ratio each demonstrate?</w:t>
       </w:r>
     </w:p>
     <w:p>
@@ -304,12 +294,12 @@
         <w:pStyle w:val="Heading1"/>
       </w:pPr>
       <w:r>
-        <w:t>Table 2 - Distance and Orientation (20)</w:t>
+        <w:t>Table 2 - Crosstalk Baseline and Orientation (20)</w:t>
       </w:r>
     </w:p>
     <w:p>
       <w:r>
-        <w:t>Change only geometry. Restore and recheck the baseline between changed conditions.</w:t>
+        <w:t>Keep source, resistors, probe factors, scope scales, bandwidth, and acquisition settings fixed while changing conductor orientation.</w:t>
       </w:r>
     </w:p>
     <w:tbl>
@@ -332,7 +322,7 @@
           </w:tcPr>
           <w:p>
             <w:r>
-              <w:t>Geometry</w:t>
+              <w:t>Condition</w:t>
             </w:r>
           </w:p>
         </w:tc>
@@ -342,7 +332,7 @@
           </w:tcPr>
           <w:p>
             <w:r>
-              <w:t>Separation</w:t>
+              <w:t>Source Vpp</w:t>
             </w:r>
           </w:p>
         </w:tc>
@@ -352,7 +342,7 @@
           </w:tcPr>
           <w:p>
             <w:r>
-              <w:t>Orientation</w:t>
+              <w:t>Neighbor Vpp</w:t>
             </w:r>
           </w:p>
         </w:tc>
@@ -362,7 +352,7 @@
           </w:tcPr>
           <w:p>
             <w:r>
-              <w:t>Pickup Vpp</w:t>
+              <w:t>Vneighbor / Vsource</w:t>
             </w:r>
           </w:p>
         </w:tc>
@@ -372,7 +362,7 @@
           </w:tcPr>
           <w:p>
             <w:r>
-              <w:t>Difference from baseline</w:t>
+              <w:t>What changed?</w:t>
             </w:r>
           </w:p>
         </w:tc>
@@ -384,7 +374,7 @@
           </w:tcPr>
           <w:p>
             <w:r>
-              <w:t>Baseline</w:t>
+              <w:t>Source disabled</w:t>
             </w:r>
           </w:p>
         </w:tc>
@@ -420,7 +410,7 @@
           </w:tcPr>
           <w:p>
             <w:r>
-              <w:t>Double distance</w:t>
+              <w:t>Parallel baseline</w:t>
             </w:r>
           </w:p>
         </w:tc>
@@ -456,7 +446,7 @@
           </w:tcPr>
           <w:p>
             <w:r>
-              <w:t>Rotated pickup</w:t>
+              <w:t>90-degree crossing</w:t>
             </w:r>
           </w:p>
         </w:tc>
@@ -492,7 +482,7 @@
           </w:tcPr>
           <w:p>
             <w:r>
-              <w:t>Restored baseline</w:t>
+              <w:t>Restored parallel baseline</w:t>
             </w:r>
           </w:p>
         </w:tc>
@@ -524,7 +514,7 @@
     </w:tbl>
     <w:p>
       <w:r>
-        <w:t>Rank the geometries from greatest to least coupling. Why is a restored baseline important?</w:t>
+        <w:t>Did the 90-degree crossing increase or reduce crosstalk? Cite the measurements and explain why restoring the parallel baseline matters.</w:t>
       </w:r>
     </w:p>
     <w:p>
@@ -538,16 +528,21 @@
       </w:r>
     </w:p>
     <w:p>
+      <w:r>
+        <w:br w:type="page"/>
+      </w:r>
+    </w:p>
+    <w:p>
       <w:pPr>
         <w:pStyle w:val="Heading1"/>
       </w:pPr>
       <w:r>
-        <w:t>Table 3 - Routing and Containment (25)</w:t>
+        <w:t>Table 3 - Neighbor-Line Resistance and Crosstalk (25)</w:t>
       </w:r>
     </w:p>
     <w:p>
       <w:r>
-        <w:t>Hold source, load, route length, pickup position, and scope settings constant.</w:t>
+        <w:t>Restore the parallel baseline. Change only the neighbor-line resistor and keep the source, conductors, and scope settings fixed.</w:t>
       </w:r>
     </w:p>
     <w:tbl>
@@ -570,7 +565,17 @@
           </w:tcPr>
           <w:p>
             <w:r>
-              <w:t>Routing condition</w:t>
+              <w:t>Neighbor condition</w:t>
+            </w:r>
+          </w:p>
+        </w:tc>
+        <w:tc>
+          <w:tcPr>
+            <w:tcW w:type="dxa" w:w="2131"/>
+          </w:tcPr>
+          <w:p>
+            <w:r>
+              <w:t>Resistance</w:t>
             </w:r>
           </w:p>
         </w:tc>
@@ -590,7 +595,7 @@
           </w:tcPr>
           <w:p>
             <w:r>
-              <w:t>Pickup Vpp</w:t>
+              <w:t>Neighbor Vpp</w:t>
             </w:r>
           </w:p>
         </w:tc>
@@ -600,17 +605,7 @@
           </w:tcPr>
           <w:p>
             <w:r>
-              <w:t>Vpickup / Vsource</w:t>
-            </w:r>
-          </w:p>
-        </w:tc>
-        <w:tc>
-          <w:tcPr>
-            <w:tcW w:type="dxa" w:w="2131"/>
-          </w:tcPr>
-          <w:p>
-            <w:r>
-              <w:t>Pickup reduction vs. separated (%)</w:t>
+              <w:t>Reduction vs. high R (%)</w:t>
             </w:r>
           </w:p>
         </w:tc>
@@ -622,7 +617,7 @@
           </w:tcPr>
           <w:p>
             <w:r>
-              <w:t>Separated conductors</w:t>
+              <w:t>High-value neighbor resistor</w:t>
             </w:r>
           </w:p>
         </w:tc>
@@ -658,43 +653,7 @@
           </w:tcPr>
           <w:p>
             <w:r>
-              <w:t>Twisted pair</w:t>
-            </w:r>
-          </w:p>
-        </w:tc>
-        <w:tc>
-          <w:tcPr>
-            <w:tcW w:type="dxa" w:w="2131"/>
-          </w:tcPr>
-          <w:p/>
-        </w:tc>
-        <w:tc>
-          <w:tcPr>
-            <w:tcW w:type="dxa" w:w="2131"/>
-          </w:tcPr>
-          <w:p/>
-        </w:tc>
-        <w:tc>
-          <w:tcPr>
-            <w:tcW w:type="dxa" w:w="2131"/>
-          </w:tcPr>
-          <w:p/>
-        </w:tc>
-        <w:tc>
-          <w:tcPr>
-            <w:tcW w:type="dxa" w:w="2131"/>
-          </w:tcPr>
-          <w:p/>
-        </w:tc>
-      </w:tr>
-      <w:tr>
-        <w:tc>
-          <w:tcPr>
-            <w:tcW w:type="dxa" w:w="2131"/>
-          </w:tcPr>
-          <w:p>
-            <w:r>
-              <w:t>Optional ferrite</w:t>
+              <w:t>Low-value neighbor resistor</w:t>
             </w:r>
           </w:p>
         </w:tc>
@@ -726,7 +685,7 @@
     </w:tbl>
     <w:p>
       <w:r>
-        <w:t>Which routing best contained the signal? State the quantitative evidence.</w:t>
+        <w:t>How did lower neighbor-line resistance affect measured crosstalk? State the quantitative evidence and one design tradeoff.</w:t>
       </w:r>
     </w:p>
     <w:p>
@@ -749,7 +708,7 @@
     </w:p>
     <w:p>
       <w:r>
-        <w:t>Insert readable photographs or screenshots for each condition:</w:t>
+        <w:t>Insert readable photographs or screenshots for the required evidence points:</w:t>
       </w:r>
     </w:p>
     <w:p>
@@ -757,18 +716,16 @@
         <w:pStyle w:val="Heading2"/>
       </w:pPr>
       <w:r>
-        <w:t>Highest-Frequency Condition</w:t>
+        <w:t>Transformer Measurement</w:t>
       </w:r>
     </w:p>
     <w:p>
       <w:r>
-        <w:t>Pictured: Both channels with amplitudes, frequency, and scales visible.</w:t>
+        <w:t>Pictured: Transformer setup, DMM AC-voltage reading, and station card.</w:t>
       </w:r>
     </w:p>
     <w:p>
       <w:r>
-        <w:br/>
-        <w:br/>
         <w:br/>
         <w:br/>
       </w:r>
@@ -778,18 +735,16 @@
         <w:pStyle w:val="Heading2"/>
       </w:pPr>
       <w:r>
-        <w:t>Lowest-Coupling Geometry</w:t>
+        <w:t>Parallel-Wire Baseline</w:t>
       </w:r>
     </w:p>
     <w:p>
       <w:r>
-        <w:t>Pictured: Loop geometry or distance guide with the pickup reading.</w:t>
+        <w:t>Pictured: Parallel source and neighbor conductors with readable Channel 1 and Channel 2 measurements.</w:t>
       </w:r>
     </w:p>
     <w:p>
       <w:r>
-        <w:br/>
-        <w:br/>
         <w:br/>
         <w:br/>
       </w:r>
@@ -799,18 +754,16 @@
         <w:pStyle w:val="Heading2"/>
       </w:pPr>
       <w:r>
-        <w:t>Routing Comparison</w:t>
+        <w:t>Lowest-Crosstalk Condition</w:t>
       </w:r>
     </w:p>
     <w:p>
       <w:r>
-        <w:t>Pictured: Separated and twisted routes with their pickup readings. Two labeled images may be used.</w:t>
+        <w:t>Pictured: The tested orientation or neighbor-resistance condition that produced the lowest repeatable neighbor-line voltage.</w:t>
       </w:r>
     </w:p>
     <w:p>
       <w:r>
-        <w:br/>
-        <w:br/>
         <w:br/>
         <w:br/>
       </w:r>
@@ -838,7 +791,7 @@
         <w:pStyle w:val="ListParagraph"/>
       </w:pPr>
       <w:r>
-        <w:t>Which condition produced the strongest coupling, and what evidence supports it?</w:t>
+        <w:t>How did the transformer demonstrate intentional coupling without a direct DC path between windings?</w:t>
       </w:r>
     </w:p>
     <w:p>
@@ -846,7 +799,7 @@
         <w:pStyle w:val="ListParagraph"/>
       </w:pPr>
       <w:r>
-        <w:t>Which mitigation produced the greatest repeatable percent reduction?</w:t>
+        <w:t>How did you verify that the unwanted waveform on the neighbor line came from the source line?</w:t>
       </w:r>
     </w:p>
     <w:p>
@@ -854,7 +807,7 @@
         <w:pStyle w:val="ListParagraph"/>
       </w:pPr>
       <w:r>
-        <w:t>Name one controlled variable and explain why it matters.</w:t>
+        <w:t>Which tested change reduced crosstalk most, and what quantitative evidence supports that conclusion?</w:t>
       </w:r>
     </w:p>
     <w:p>
@@ -862,7 +815,20 @@
         <w:pStyle w:val="ListParagraph"/>
       </w:pPr>
       <w:r>
-        <w:t>State one supported conclusion and one broader claim this evidence does not prove.</w:t>
+        <w:t>Name one controlled variable and explain why it was necessary for a fair comparison.</w:t>
+      </w:r>
+    </w:p>
+    <w:p>
+      <w:pPr>
+        <w:pStyle w:val="ListParagraph"/>
+      </w:pPr>
+      <w:r>
+        <w:t>State one broader claim about interception, isolation, or signal containment that this evidence does not prove.</w:t>
+      </w:r>
+    </w:p>
+    <w:p>
+      <w:r>
+        <w:t>________________________________________________________________________________</w:t>
       </w:r>
     </w:p>
     <w:p>

--- a/assets/labs/lab-03-report.docx
+++ b/assets/labs/lab-03-report.docx
@@ -37,6 +37,11 @@
     <w:p>
       <w:r>
         <w:t>Use resistance mode only while the transformer is disconnected. Use AC-voltage mode for powered measurements; do not use a current jack.</w:t>
+      </w:r>
+    </w:p>
+    <w:p>
+      <w:r>
+        <w:t>Transformer model: ______________________________</w:t>
       </w:r>
     </w:p>
     <w:tbl>
@@ -100,6 +105,96 @@
           </w:tcPr>
           <w:p>
             <w:r>
+              <w:t>Nameplate primary voltage</w:t>
+            </w:r>
+          </w:p>
+        </w:tc>
+        <w:tc>
+          <w:tcPr>
+            <w:tcW w:type="dxa" w:w="2664"/>
+          </w:tcPr>
+          <w:p/>
+        </w:tc>
+        <w:tc>
+          <w:tcPr>
+            <w:tcW w:type="dxa" w:w="2664"/>
+          </w:tcPr>
+          <w:p/>
+        </w:tc>
+        <w:tc>
+          <w:tcPr>
+            <w:tcW w:type="dxa" w:w="2664"/>
+          </w:tcPr>
+          <w:p/>
+        </w:tc>
+      </w:tr>
+      <w:tr>
+        <w:tc>
+          <w:tcPr>
+            <w:tcW w:type="dxa" w:w="2664"/>
+          </w:tcPr>
+          <w:p>
+            <w:r>
+              <w:t>Nameplate full-secondary voltage</w:t>
+            </w:r>
+          </w:p>
+        </w:tc>
+        <w:tc>
+          <w:tcPr>
+            <w:tcW w:type="dxa" w:w="2664"/>
+          </w:tcPr>
+          <w:p/>
+        </w:tc>
+        <w:tc>
+          <w:tcPr>
+            <w:tcW w:type="dxa" w:w="2664"/>
+          </w:tcPr>
+          <w:p/>
+        </w:tc>
+        <w:tc>
+          <w:tcPr>
+            <w:tcW w:type="dxa" w:w="2664"/>
+          </w:tcPr>
+          <w:p/>
+        </w:tc>
+      </w:tr>
+      <w:tr>
+        <w:tc>
+          <w:tcPr>
+            <w:tcW w:type="dxa" w:w="2664"/>
+          </w:tcPr>
+          <w:p>
+            <w:r>
+              <w:t>Expected ratio: rated secondary / rated primary</w:t>
+            </w:r>
+          </w:p>
+        </w:tc>
+        <w:tc>
+          <w:tcPr>
+            <w:tcW w:type="dxa" w:w="2664"/>
+          </w:tcPr>
+          <w:p/>
+        </w:tc>
+        <w:tc>
+          <w:tcPr>
+            <w:tcW w:type="dxa" w:w="2664"/>
+          </w:tcPr>
+          <w:p/>
+        </w:tc>
+        <w:tc>
+          <w:tcPr>
+            <w:tcW w:type="dxa" w:w="2664"/>
+          </w:tcPr>
+          <w:p/>
+        </w:tc>
+      </w:tr>
+      <w:tr>
+        <w:tc>
+          <w:tcPr>
+            <w:tcW w:type="dxa" w:w="2664"/>
+          </w:tcPr>
+          <w:p>
+            <w:r>
               <w:t>Primary winding resistance</w:t>
             </w:r>
           </w:p>
@@ -130,7 +225,7 @@
           </w:tcPr>
           <w:p>
             <w:r>
-              <w:t>Secondary winding resistance</w:t>
+              <w:t>Full-secondary winding resistance</w:t>
             </w:r>
           </w:p>
         </w:tc>
@@ -250,7 +345,7 @@
           </w:tcPr>
           <w:p>
             <w:r>
-              <w:t>Voltage ratio Vs / Vp</w:t>
+              <w:t>Measured voltage ratio Vs / Vp</w:t>
             </w:r>
           </w:p>
         </w:tc>
@@ -300,6 +395,11 @@
     <w:p>
       <w:r>
         <w:t>Keep source, resistors, probe factors, scope scales, bandwidth, and acquisition settings fixed while changing conductor orientation.</w:t>
+      </w:r>
+    </w:p>
+    <w:p>
+      <w:r>
+        <w:t>Record the assigned source settings: waveform __________  frequency __________  amplitude __________  offset __________</w:t>
       </w:r>
     </w:p>
     <w:tbl>
@@ -721,7 +821,7 @@
     </w:p>
     <w:p>
       <w:r>
-        <w:t>Pictured: Transformer setup, DMM AC-voltage reading, and station card.</w:t>
+        <w:t>Pictured: Transformer setup, labeled winding leads, and DMM AC-voltage reading.</w:t>
       </w:r>
     </w:p>
     <w:p>

--- a/assets/labs/lab-03-report.docx
+++ b/assets/labs/lab-03-report.docx
@@ -7,7 +7,16 @@
         <w:pStyle w:val="Title"/>
       </w:pPr>
       <w:r>
-        <w:t>Lab 3 Report - Transformers &amp; Breadboard Crosstalk</w:t>
+        <w:t>Lab 3 Report - Coupling and Crosstalk</w:t>
+      </w:r>
+      <w:r>
+        <w:t xml:space="preserve"/>
+      </w:r>
+      <w:r>
+        <w:t/>
+      </w:r>
+      <w:r>
+        <w:t/>
       </w:r>
     </w:p>
     <w:p>
@@ -15,15 +24,19 @@
         <w:pStyle w:val="Heading2"/>
       </w:pPr>
       <w:r>
-        <w:t xml:space="preserve">Name: </w:t>
+        <w:t xml:space="preserve">Name:</w:t>
       </w:r>
     </w:p>
     <w:p>
       <w:pPr>
         <w:pStyle w:val="ListBullet"/>
+        <w:numPr>
+          <w:ilvl w:val="0"/>
+          <w:numId w:val="0"/>
+        </w:numPr>
       </w:pPr>
       <w:r>
-        <w:t xml:space="preserve">Lab Partners: </w:t>
+        <w:t xml:space="preserve">Lab Partners:</w:t>
       </w:r>
     </w:p>
     <w:p>
@@ -33,598 +46,718 @@
       <w:r>
         <w:t>Table 1 - Intentional Transformer Coupling (25)</w:t>
       </w:r>
+      <w:r>
+        <w:t xml:space="preserve"/>
+      </w:r>
     </w:p>
     <w:p>
       <w:r>
         <w:t>Use resistance mode only while the transformer is disconnected. Use AC-voltage mode for powered measurements; do not use a current jack.</w:t>
       </w:r>
     </w:p>
-    <w:p>
-      <w:r>
-        <w:t>Transformer model: ______________________________</w:t>
-      </w:r>
-    </w:p>
     <w:tbl>
       <w:tblPr>
         <w:tblStyle w:val="TableGrid"/>
-        <w:tblW w:type="auto" w:w="0"/>
-        <w:tblLook w:firstColumn="1" w:firstRow="1" w:lastColumn="0" w:lastRow="0" w:noHBand="0" w:noVBand="1" w:val="04A0"/>
+        <w:tblW w:w="11187" w:type="dxa"/>
+        <w:tblLook w:val="04A0" w:firstRow="1" w:lastRow="0" w:firstColumn="1" w:lastColumn="0" w:noHBand="0" w:noVBand="1"/>
       </w:tblPr>
       <w:tblGrid>
-        <w:gridCol w:w="2664"/>
-        <w:gridCol w:w="2664"/>
-        <w:gridCol w:w="2664"/>
-        <w:gridCol w:w="2664"/>
+        <w:gridCol w:w="2178"/>
+        <w:gridCol w:w="2579"/>
+        <w:gridCol w:w="2809"/>
+        <w:gridCol w:w="3621"/>
       </w:tblGrid>
       <w:tr>
+        <w:trPr>
+          <w:trHeight w:val="432"/>
+          <w:tblHeader/>
+        </w:trPr>
         <w:tc>
           <w:tcPr>
-            <w:tcW w:type="dxa" w:w="2664"/>
+            <w:tcW w:w="2178" w:type="dxa"/>
+            <w:shd w:val="clear" w:color="auto" w:fill="17324D"/>
+            <w:vAlign w:val="center"/>
           </w:tcPr>
           <w:p>
             <w:r>
+              <w:rPr>
+                <w:b/>
+                <w:color w:val="FFFFFF"/>
+              </w:rPr>
               <w:t>Measurement</w:t>
             </w:r>
           </w:p>
         </w:tc>
         <w:tc>
           <w:tcPr>
-            <w:tcW w:type="dxa" w:w="2664"/>
+            <w:tcW w:w="2579" w:type="dxa"/>
+            <w:shd w:val="clear" w:color="auto" w:fill="17324D"/>
+            <w:vAlign w:val="center"/>
           </w:tcPr>
           <w:p>
             <w:r>
-              <w:t>DMM mode</w:t>
+              <w:rPr>
+                <w:b/>
+                <w:color w:val="FFFFFF"/>
+              </w:rPr>
+              <w:t>Method / mode</w:t>
             </w:r>
           </w:p>
         </w:tc>
         <w:tc>
           <w:tcPr>
-            <w:tcW w:type="dxa" w:w="2664"/>
+            <w:tcW w:w="2809" w:type="dxa"/>
+            <w:shd w:val="clear" w:color="auto" w:fill="17324D"/>
+            <w:vAlign w:val="center"/>
           </w:tcPr>
           <w:p>
             <w:r>
-              <w:t>Measured value</w:t>
+              <w:rPr>
+                <w:b/>
+                <w:color w:val="FFFFFF"/>
+              </w:rPr>
+              <w:t>Measured or rated value</w:t>
             </w:r>
           </w:p>
         </w:tc>
         <w:tc>
           <w:tcPr>
-            <w:tcW w:type="dxa" w:w="2664"/>
+            <w:tcW w:w="3621" w:type="dxa"/>
+            <w:shd w:val="clear" w:color="auto" w:fill="17324D"/>
+            <w:vAlign w:val="center"/>
           </w:tcPr>
           <w:p>
             <w:r>
+              <w:rPr>
+                <w:b/>
+                <w:color w:val="FFFFFF"/>
+              </w:rPr>
               <w:t>Expected / comparison</w:t>
             </w:r>
           </w:p>
         </w:tc>
       </w:tr>
       <w:tr>
+        <w:trPr>
+          <w:trHeight w:val="490"/>
+        </w:trPr>
         <w:tc>
           <w:tcPr>
-            <w:tcW w:type="dxa" w:w="2664"/>
+            <w:tcW w:w="2178" w:type="dxa"/>
+            <w:vAlign w:val="center"/>
           </w:tcPr>
           <w:p>
             <w:r>
+              <w:rPr>
+                <w:b w:val="0"/>
+              </w:rPr>
+              <w:t>Transformer model</w:t>
+            </w:r>
+          </w:p>
+        </w:tc>
+        <w:tc>
+          <w:tcPr>
+            <w:tcW w:w="2579" w:type="dxa"/>
+            <w:vAlign w:val="center"/>
+          </w:tcPr>
+          <w:p>
+            <w:r>
+              <w:rPr>
+                <w:b w:val="0"/>
+              </w:rPr>
+            </w:r>
+          </w:p>
+        </w:tc>
+        <w:tc>
+          <w:tcPr>
+            <w:tcW w:w="2809" w:type="dxa"/>
+            <w:vAlign w:val="center"/>
+          </w:tcPr>
+          <w:p>
+            <w:r>
+              <w:rPr>
+                <w:b w:val="0"/>
+              </w:rPr>
+            </w:r>
+          </w:p>
+        </w:tc>
+        <w:tc>
+          <w:tcPr>
+            <w:tcW w:w="3621" w:type="dxa"/>
+          </w:tcPr>
+          <w:p>
+            <w:r>
+              <w:rPr>
+                <w:b w:val="0"/>
+              </w:rPr>
+            </w:r>
+          </w:p>
+        </w:tc>
+      </w:tr>
+      <w:tr>
+        <w:trPr>
+          <w:trHeight w:val="490"/>
+        </w:trPr>
+        <w:tc>
+          <w:tcPr>
+            <w:tcW w:w="2178" w:type="dxa"/>
+            <w:vAlign w:val="center"/>
+          </w:tcPr>
+          <w:p>
+            <w:r>
+              <w:rPr>
+                <w:b w:val="0"/>
+              </w:rPr>
               <w:t>Nameplate primary voltage</w:t>
             </w:r>
           </w:p>
         </w:tc>
         <w:tc>
           <w:tcPr>
-            <w:tcW w:type="dxa" w:w="2664"/>
+            <w:tcW w:w="2579" w:type="dxa"/>
+            <w:vAlign w:val="center"/>
           </w:tcPr>
-          <w:p/>
+          <w:p>
+            <w:r>
+              <w:rPr>
+                <w:b w:val="0"/>
+              </w:rPr>
+            </w:r>
+          </w:p>
         </w:tc>
         <w:tc>
           <w:tcPr>
-            <w:tcW w:type="dxa" w:w="2664"/>
+            <w:tcW w:w="2809" w:type="dxa"/>
+            <w:vAlign w:val="center"/>
           </w:tcPr>
-          <w:p/>
+          <w:p>
+            <w:r>
+              <w:rPr>
+                <w:b w:val="0"/>
+              </w:rPr>
+            </w:r>
+          </w:p>
         </w:tc>
         <w:tc>
           <w:tcPr>
-            <w:tcW w:type="dxa" w:w="2664"/>
+            <w:tcW w:w="3621" w:type="dxa"/>
           </w:tcPr>
-          <w:p/>
+          <w:p>
+            <w:r>
+              <w:rPr>
+                <w:b w:val="0"/>
+              </w:rPr>
+            </w:r>
+          </w:p>
         </w:tc>
       </w:tr>
       <w:tr>
+        <w:trPr>
+          <w:trHeight w:val="490"/>
+        </w:trPr>
         <w:tc>
           <w:tcPr>
-            <w:tcW w:type="dxa" w:w="2664"/>
+            <w:tcW w:w="2178" w:type="dxa"/>
+            <w:shd w:val="clear" w:color="auto" w:fill="EAF2F7"/>
+            <w:vAlign w:val="center"/>
           </w:tcPr>
           <w:p>
             <w:r>
+              <w:rPr>
+                <w:b w:val="0"/>
+              </w:rPr>
               <w:t>Nameplate full-secondary voltage</w:t>
             </w:r>
           </w:p>
         </w:tc>
         <w:tc>
           <w:tcPr>
-            <w:tcW w:type="dxa" w:w="2664"/>
+            <w:tcW w:w="2579" w:type="dxa"/>
+            <w:shd w:val="clear" w:color="auto" w:fill="EAF2F7"/>
+            <w:vAlign w:val="center"/>
           </w:tcPr>
-          <w:p/>
+          <w:p>
+            <w:r>
+              <w:rPr>
+                <w:b w:val="0"/>
+              </w:rPr>
+            </w:r>
+          </w:p>
         </w:tc>
         <w:tc>
           <w:tcPr>
-            <w:tcW w:type="dxa" w:w="2664"/>
+            <w:tcW w:w="2809" w:type="dxa"/>
+            <w:shd w:val="clear" w:color="auto" w:fill="EAF2F7"/>
+            <w:vAlign w:val="center"/>
           </w:tcPr>
-          <w:p/>
+          <w:p>
+            <w:r>
+              <w:rPr>
+                <w:b w:val="0"/>
+              </w:rPr>
+            </w:r>
+          </w:p>
         </w:tc>
         <w:tc>
           <w:tcPr>
-            <w:tcW w:type="dxa" w:w="2664"/>
+            <w:tcW w:w="3621" w:type="dxa"/>
+            <w:shd w:val="clear" w:color="auto" w:fill="EAF2F7"/>
           </w:tcPr>
-          <w:p/>
+          <w:p>
+            <w:r>
+              <w:rPr>
+                <w:b w:val="0"/>
+              </w:rPr>
+            </w:r>
+          </w:p>
         </w:tc>
       </w:tr>
       <w:tr>
+        <w:trPr>
+          <w:trHeight w:val="490"/>
+        </w:trPr>
         <w:tc>
           <w:tcPr>
-            <w:tcW w:type="dxa" w:w="2664"/>
+            <w:tcW w:w="2178" w:type="dxa"/>
+            <w:vAlign w:val="center"/>
           </w:tcPr>
           <w:p>
             <w:r>
+              <w:rPr>
+                <w:b w:val="0"/>
+              </w:rPr>
               <w:t>Expected ratio: rated secondary / rated primary</w:t>
             </w:r>
           </w:p>
         </w:tc>
         <w:tc>
           <w:tcPr>
-            <w:tcW w:type="dxa" w:w="2664"/>
+            <w:tcW w:w="2579" w:type="dxa"/>
+            <w:vAlign w:val="center"/>
           </w:tcPr>
-          <w:p/>
+          <w:p>
+            <w:r>
+              <w:rPr>
+                <w:b w:val="0"/>
+              </w:rPr>
+            </w:r>
+          </w:p>
         </w:tc>
         <w:tc>
           <w:tcPr>
-            <w:tcW w:type="dxa" w:w="2664"/>
+            <w:tcW w:w="2809" w:type="dxa"/>
+            <w:vAlign w:val="center"/>
           </w:tcPr>
-          <w:p/>
+          <w:p>
+            <w:r>
+              <w:rPr>
+                <w:b w:val="0"/>
+              </w:rPr>
+            </w:r>
+          </w:p>
         </w:tc>
         <w:tc>
           <w:tcPr>
-            <w:tcW w:type="dxa" w:w="2664"/>
+            <w:tcW w:w="3621" w:type="dxa"/>
           </w:tcPr>
-          <w:p/>
+          <w:p>
+            <w:r>
+              <w:rPr>
+                <w:b w:val="0"/>
+              </w:rPr>
+            </w:r>
+          </w:p>
         </w:tc>
       </w:tr>
       <w:tr>
+        <w:trPr>
+          <w:trHeight w:val="490"/>
+        </w:trPr>
         <w:tc>
           <w:tcPr>
-            <w:tcW w:type="dxa" w:w="2664"/>
+            <w:tcW w:w="2178" w:type="dxa"/>
+            <w:shd w:val="clear" w:color="auto" w:fill="EAF2F7"/>
+            <w:vAlign w:val="center"/>
           </w:tcPr>
           <w:p>
             <w:r>
+              <w:rPr>
+                <w:b w:val="0"/>
+              </w:rPr>
               <w:t>Primary winding resistance</w:t>
             </w:r>
           </w:p>
         </w:tc>
         <w:tc>
           <w:tcPr>
-            <w:tcW w:type="dxa" w:w="2664"/>
+            <w:tcW w:w="2579" w:type="dxa"/>
+            <w:shd w:val="clear" w:color="auto" w:fill="EAF2F7"/>
+            <w:vAlign w:val="center"/>
           </w:tcPr>
-          <w:p/>
+          <w:p>
+            <w:r>
+              <w:rPr>
+                <w:b w:val="0"/>
+              </w:rPr>
+            </w:r>
+          </w:p>
         </w:tc>
         <w:tc>
           <w:tcPr>
-            <w:tcW w:type="dxa" w:w="2664"/>
+            <w:tcW w:w="2809" w:type="dxa"/>
+            <w:shd w:val="clear" w:color="auto" w:fill="EAF2F7"/>
+            <w:vAlign w:val="center"/>
           </w:tcPr>
-          <w:p/>
+          <w:p>
+            <w:r>
+              <w:rPr>
+                <w:b w:val="0"/>
+              </w:rPr>
+            </w:r>
+          </w:p>
         </w:tc>
         <w:tc>
           <w:tcPr>
-            <w:tcW w:type="dxa" w:w="2664"/>
+            <w:tcW w:w="3621" w:type="dxa"/>
+            <w:shd w:val="clear" w:color="auto" w:fill="EAF2F7"/>
           </w:tcPr>
-          <w:p/>
+          <w:p>
+            <w:r>
+              <w:rPr>
+                <w:b w:val="0"/>
+              </w:rPr>
+            </w:r>
+          </w:p>
         </w:tc>
       </w:tr>
       <w:tr>
+        <w:trPr>
+          <w:trHeight w:val="490"/>
+        </w:trPr>
         <w:tc>
           <w:tcPr>
-            <w:tcW w:type="dxa" w:w="2664"/>
+            <w:tcW w:w="2178" w:type="dxa"/>
+            <w:vAlign w:val="center"/>
           </w:tcPr>
           <w:p>
             <w:r>
+              <w:rPr>
+                <w:b w:val="0"/>
+              </w:rPr>
               <w:t>Full-secondary winding resistance</w:t>
             </w:r>
           </w:p>
         </w:tc>
         <w:tc>
           <w:tcPr>
-            <w:tcW w:type="dxa" w:w="2664"/>
+            <w:tcW w:w="2579" w:type="dxa"/>
+            <w:vAlign w:val="center"/>
           </w:tcPr>
-          <w:p/>
+          <w:p>
+            <w:r>
+              <w:rPr>
+                <w:b w:val="0"/>
+              </w:rPr>
+            </w:r>
+          </w:p>
         </w:tc>
         <w:tc>
           <w:tcPr>
-            <w:tcW w:type="dxa" w:w="2664"/>
+            <w:tcW w:w="2809" w:type="dxa"/>
+            <w:vAlign w:val="center"/>
           </w:tcPr>
-          <w:p/>
+          <w:p>
+            <w:r>
+              <w:rPr>
+                <w:b w:val="0"/>
+              </w:rPr>
+            </w:r>
+          </w:p>
         </w:tc>
         <w:tc>
           <w:tcPr>
-            <w:tcW w:type="dxa" w:w="2664"/>
+            <w:tcW w:w="3621" w:type="dxa"/>
           </w:tcPr>
-          <w:p/>
+          <w:p>
+            <w:r>
+              <w:rPr>
+                <w:b w:val="0"/>
+              </w:rPr>
+            </w:r>
+          </w:p>
         </w:tc>
       </w:tr>
       <w:tr>
+        <w:trPr>
+          <w:trHeight w:val="490"/>
+        </w:trPr>
         <w:tc>
           <w:tcPr>
-            <w:tcW w:type="dxa" w:w="2664"/>
+            <w:tcW w:w="2178" w:type="dxa"/>
+            <w:vAlign w:val="center"/>
           </w:tcPr>
           <w:p>
             <w:r>
+              <w:rPr>
+                <w:b w:val="0"/>
+              </w:rPr>
               <w:t>Primary-to-secondary resistance</w:t>
             </w:r>
           </w:p>
         </w:tc>
         <w:tc>
           <w:tcPr>
-            <w:tcW w:type="dxa" w:w="2664"/>
-          </w:tcPr>
-          <w:p/>
-        </w:tc>
-        <w:tc>
-          <w:tcPr>
-            <w:tcW w:type="dxa" w:w="2664"/>
-          </w:tcPr>
-          <w:p/>
-        </w:tc>
-        <w:tc>
-          <w:tcPr>
-            <w:tcW w:type="dxa" w:w="2664"/>
-          </w:tcPr>
-          <w:p/>
-        </w:tc>
-      </w:tr>
-      <w:tr>
-        <w:tc>
-          <w:tcPr>
-            <w:tcW w:type="dxa" w:w="2664"/>
+            <w:tcW w:w="2579" w:type="dxa"/>
+            <w:vAlign w:val="center"/>
           </w:tcPr>
           <w:p>
             <w:r>
-              <w:t>Primary AC voltage Vp</w:t>
+              <w:rPr>
+                <w:b w:val="0"/>
+              </w:rPr>
             </w:r>
           </w:p>
         </w:tc>
         <w:tc>
           <w:tcPr>
-            <w:tcW w:type="dxa" w:w="2664"/>
-          </w:tcPr>
-          <w:p/>
-        </w:tc>
-        <w:tc>
-          <w:tcPr>
-            <w:tcW w:type="dxa" w:w="2664"/>
-          </w:tcPr>
-          <w:p/>
-        </w:tc>
-        <w:tc>
-          <w:tcPr>
-            <w:tcW w:type="dxa" w:w="2664"/>
-          </w:tcPr>
-          <w:p/>
-        </w:tc>
-      </w:tr>
-      <w:tr>
-        <w:tc>
-          <w:tcPr>
-            <w:tcW w:type="dxa" w:w="2664"/>
+            <w:tcW w:w="2809" w:type="dxa"/>
+            <w:vAlign w:val="center"/>
           </w:tcPr>
           <w:p>
             <w:r>
-              <w:t>Secondary AC voltage Vs</w:t>
+              <w:rPr>
+                <w:b w:val="0"/>
+              </w:rPr>
             </w:r>
           </w:p>
         </w:tc>
         <w:tc>
           <w:tcPr>
-            <w:tcW w:type="dxa" w:w="2664"/>
+            <w:tcW w:w="3621" w:type="dxa"/>
           </w:tcPr>
-          <w:p/>
-        </w:tc>
-        <w:tc>
-          <w:tcPr>
-            <w:tcW w:type="dxa" w:w="2664"/>
-          </w:tcPr>
-          <w:p/>
-        </w:tc>
-        <w:tc>
-          <w:tcPr>
-            <w:tcW w:type="dxa" w:w="2664"/>
-          </w:tcPr>
-          <w:p/>
+          <w:p>
+            <w:r>
+              <w:rPr>
+                <w:b w:val="0"/>
+              </w:rPr>
+            </w:r>
+          </w:p>
         </w:tc>
       </w:tr>
       <w:tr>
+        <w:trPr>
+          <w:trHeight w:val="490"/>
+        </w:trPr>
         <w:tc>
           <w:tcPr>
-            <w:tcW w:type="dxa" w:w="2664"/>
+            <w:tcW w:w="2178" w:type="dxa"/>
+            <w:shd w:val="clear" w:color="auto" w:fill="EAF2F7"/>
+            <w:vAlign w:val="center"/>
           </w:tcPr>
           <w:p>
             <w:r>
-              <w:t>Measured voltage ratio Vs / Vp</w:t>
+              <w:rPr>
+                <w:b w:val="0"/>
+              </w:rPr>
+              <w:t>Primary AC voltage (Vp)</w:t>
             </w:r>
           </w:p>
         </w:tc>
         <w:tc>
           <w:tcPr>
-            <w:tcW w:type="dxa" w:w="2664"/>
-          </w:tcPr>
-          <w:p/>
-        </w:tc>
-        <w:tc>
-          <w:tcPr>
-            <w:tcW w:type="dxa" w:w="2664"/>
-          </w:tcPr>
-          <w:p/>
-        </w:tc>
-        <w:tc>
-          <w:tcPr>
-            <w:tcW w:type="dxa" w:w="2664"/>
-          </w:tcPr>
-          <w:p/>
-        </w:tc>
-      </w:tr>
-    </w:tbl>
-    <w:p>
-      <w:r>
-        <w:t>What do the cross-winding resistance result and the measured voltage ratio each demonstrate?</w:t>
-      </w:r>
-    </w:p>
-    <w:p>
-      <w:r>
-        <w:t>________________________________________________________________________________</w:t>
-      </w:r>
-    </w:p>
-    <w:p>
-      <w:r>
-        <w:t>________________________________________________________________________________</w:t>
-      </w:r>
-    </w:p>
-    <w:p>
-      <w:pPr>
-        <w:pStyle w:val="Heading1"/>
-      </w:pPr>
-      <w:r>
-        <w:t>Table 2 - Crosstalk Baseline and Orientation (20)</w:t>
-      </w:r>
-    </w:p>
-    <w:p>
-      <w:r>
-        <w:t>Keep source, resistors, probe factors, scope scales, bandwidth, and acquisition settings fixed while changing conductor orientation.</w:t>
-      </w:r>
-    </w:p>
-    <w:p>
-      <w:r>
-        <w:t>Record the assigned source settings: waveform __________  frequency __________  amplitude __________  offset __________</w:t>
-      </w:r>
-    </w:p>
-    <w:tbl>
-      <w:tblPr>
-        <w:tblStyle w:val="TableGrid"/>
-        <w:tblW w:type="auto" w:w="0"/>
-        <w:tblLook w:firstColumn="1" w:firstRow="1" w:lastColumn="0" w:lastRow="0" w:noHBand="0" w:noVBand="1" w:val="04A0"/>
-      </w:tblPr>
-      <w:tblGrid>
-        <w:gridCol w:w="2131"/>
-        <w:gridCol w:w="2131"/>
-        <w:gridCol w:w="2131"/>
-        <w:gridCol w:w="2131"/>
-        <w:gridCol w:w="2131"/>
-      </w:tblGrid>
-      <w:tr>
-        <w:tc>
-          <w:tcPr>
-            <w:tcW w:type="dxa" w:w="2131"/>
+            <w:tcW w:w="2579" w:type="dxa"/>
+            <w:shd w:val="clear" w:color="auto" w:fill="EAF2F7"/>
+            <w:vAlign w:val="center"/>
           </w:tcPr>
           <w:p>
             <w:r>
-              <w:t>Condition</w:t>
+              <w:rPr>
+                <w:b w:val="0"/>
+              </w:rPr>
             </w:r>
           </w:p>
         </w:tc>
         <w:tc>
           <w:tcPr>
-            <w:tcW w:type="dxa" w:w="2131"/>
+            <w:tcW w:w="2809" w:type="dxa"/>
+            <w:shd w:val="clear" w:color="auto" w:fill="EAF2F7"/>
+            <w:vAlign w:val="center"/>
           </w:tcPr>
           <w:p>
             <w:r>
-              <w:t>Source Vpp</w:t>
+              <w:rPr>
+                <w:b w:val="0"/>
+              </w:rPr>
             </w:r>
           </w:p>
         </w:tc>
         <w:tc>
           <w:tcPr>
-            <w:tcW w:type="dxa" w:w="2131"/>
+            <w:tcW w:w="3621" w:type="dxa"/>
+            <w:shd w:val="clear" w:color="auto" w:fill="EAF2F7"/>
           </w:tcPr>
           <w:p>
             <w:r>
-              <w:t>Neighbor Vpp</w:t>
+              <w:rPr>
+                <w:b w:val="0"/>
+              </w:rPr>
+            </w:r>
+          </w:p>
+        </w:tc>
+      </w:tr>
+      <w:tr>
+        <w:trPr>
+          <w:trHeight w:val="490"/>
+        </w:trPr>
+        <w:tc>
+          <w:tcPr>
+            <w:tcW w:w="2178" w:type="dxa"/>
+            <w:shd w:val="clear" w:color="auto" w:fill="EAF2F7"/>
+            <w:vAlign w:val="center"/>
+          </w:tcPr>
+          <w:p>
+            <w:r>
+              <w:rPr>
+                <w:b w:val="0"/>
+              </w:rPr>
+              <w:t>Secondary AC voltage (Vs)</w:t>
             </w:r>
           </w:p>
         </w:tc>
         <w:tc>
           <w:tcPr>
-            <w:tcW w:type="dxa" w:w="2131"/>
+            <w:tcW w:w="2579" w:type="dxa"/>
+            <w:shd w:val="clear" w:color="auto" w:fill="EAF2F7"/>
+            <w:vAlign w:val="center"/>
           </w:tcPr>
           <w:p>
             <w:r>
-              <w:t>Vneighbor / Vsource</w:t>
+              <w:rPr>
+                <w:b w:val="0"/>
+              </w:rPr>
             </w:r>
           </w:p>
         </w:tc>
         <w:tc>
           <w:tcPr>
-            <w:tcW w:type="dxa" w:w="2131"/>
+            <w:tcW w:w="2809" w:type="dxa"/>
+            <w:shd w:val="clear" w:color="auto" w:fill="EAF2F7"/>
+            <w:vAlign w:val="center"/>
           </w:tcPr>
           <w:p>
             <w:r>
-              <w:t>What changed?</w:t>
+              <w:rPr>
+                <w:b w:val="0"/>
+              </w:rPr>
+            </w:r>
+          </w:p>
+        </w:tc>
+        <w:tc>
+          <w:tcPr>
+            <w:tcW w:w="3621" w:type="dxa"/>
+            <w:shd w:val="clear" w:color="auto" w:fill="EAF2F7"/>
+          </w:tcPr>
+          <w:p>
+            <w:r>
+              <w:rPr>
+                <w:b w:val="0"/>
+              </w:rPr>
             </w:r>
           </w:p>
         </w:tc>
       </w:tr>
       <w:tr>
+        <w:trPr>
+          <w:trHeight w:val="490"/>
+        </w:trPr>
         <w:tc>
           <w:tcPr>
-            <w:tcW w:type="dxa" w:w="2131"/>
+            <w:tcW w:w="2178" w:type="dxa"/>
+            <w:shd w:val="clear" w:color="auto" w:fill="EAF2F7"/>
+            <w:vAlign w:val="center"/>
           </w:tcPr>
           <w:p>
             <w:r>
-              <w:t>Source disabled</w:t>
+              <w:rPr>
+                <w:b w:val="0"/>
+              </w:rPr>
+              <w:t>Measured ratio (Vs / Vp)</w:t>
             </w:r>
           </w:p>
         </w:tc>
         <w:tc>
           <w:tcPr>
-            <w:tcW w:type="dxa" w:w="2131"/>
-          </w:tcPr>
-          <w:p/>
-        </w:tc>
-        <w:tc>
-          <w:tcPr>
-            <w:tcW w:type="dxa" w:w="2131"/>
-          </w:tcPr>
-          <w:p/>
-        </w:tc>
-        <w:tc>
-          <w:tcPr>
-            <w:tcW w:type="dxa" w:w="2131"/>
-          </w:tcPr>
-          <w:p/>
-        </w:tc>
-        <w:tc>
-          <w:tcPr>
-            <w:tcW w:type="dxa" w:w="2131"/>
-          </w:tcPr>
-          <w:p/>
-        </w:tc>
-      </w:tr>
-      <w:tr>
-        <w:tc>
-          <w:tcPr>
-            <w:tcW w:type="dxa" w:w="2131"/>
+            <w:tcW w:w="2579" w:type="dxa"/>
+            <w:shd w:val="clear" w:color="auto" w:fill="EAF2F7"/>
+            <w:vAlign w:val="center"/>
           </w:tcPr>
           <w:p>
             <w:r>
-              <w:t>Parallel baseline</w:t>
+              <w:rPr>
+                <w:b w:val="0"/>
+              </w:rPr>
             </w:r>
           </w:p>
         </w:tc>
         <w:tc>
           <w:tcPr>
-            <w:tcW w:type="dxa" w:w="2131"/>
-          </w:tcPr>
-          <w:p/>
-        </w:tc>
-        <w:tc>
-          <w:tcPr>
-            <w:tcW w:type="dxa" w:w="2131"/>
-          </w:tcPr>
-          <w:p/>
-        </w:tc>
-        <w:tc>
-          <w:tcPr>
-            <w:tcW w:type="dxa" w:w="2131"/>
-          </w:tcPr>
-          <w:p/>
-        </w:tc>
-        <w:tc>
-          <w:tcPr>
-            <w:tcW w:type="dxa" w:w="2131"/>
-          </w:tcPr>
-          <w:p/>
-        </w:tc>
-      </w:tr>
-      <w:tr>
-        <w:tc>
-          <w:tcPr>
-            <w:tcW w:type="dxa" w:w="2131"/>
+            <w:tcW w:w="2809" w:type="dxa"/>
+            <w:shd w:val="clear" w:color="auto" w:fill="EAF2F7"/>
+            <w:vAlign w:val="center"/>
           </w:tcPr>
           <w:p>
             <w:r>
-              <w:t>90-degree crossing</w:t>
+              <w:rPr>
+                <w:b w:val="0"/>
+              </w:rPr>
             </w:r>
           </w:p>
         </w:tc>
         <w:tc>
           <w:tcPr>
-            <w:tcW w:type="dxa" w:w="2131"/>
-          </w:tcPr>
-          <w:p/>
-        </w:tc>
-        <w:tc>
-          <w:tcPr>
-            <w:tcW w:type="dxa" w:w="2131"/>
-          </w:tcPr>
-          <w:p/>
-        </w:tc>
-        <w:tc>
-          <w:tcPr>
-            <w:tcW w:type="dxa" w:w="2131"/>
-          </w:tcPr>
-          <w:p/>
-        </w:tc>
-        <w:tc>
-          <w:tcPr>
-            <w:tcW w:type="dxa" w:w="2131"/>
-          </w:tcPr>
-          <w:p/>
-        </w:tc>
-      </w:tr>
-      <w:tr>
-        <w:tc>
-          <w:tcPr>
-            <w:tcW w:type="dxa" w:w="2131"/>
+            <w:tcW w:w="3621" w:type="dxa"/>
+            <w:shd w:val="clear" w:color="auto" w:fill="EAF2F7"/>
           </w:tcPr>
           <w:p>
             <w:r>
-              <w:t>Restored parallel baseline</w:t>
+              <w:rPr>
+                <w:b w:val="0"/>
+              </w:rPr>
             </w:r>
           </w:p>
-        </w:tc>
-        <w:tc>
-          <w:tcPr>
-            <w:tcW w:type="dxa" w:w="2131"/>
-          </w:tcPr>
-          <w:p/>
-        </w:tc>
-        <w:tc>
-          <w:tcPr>
-            <w:tcW w:type="dxa" w:w="2131"/>
-          </w:tcPr>
-          <w:p/>
-        </w:tc>
-        <w:tc>
-          <w:tcPr>
-            <w:tcW w:type="dxa" w:w="2131"/>
-          </w:tcPr>
-          <w:p/>
-        </w:tc>
-        <w:tc>
-          <w:tcPr>
-            <w:tcW w:type="dxa" w:w="2131"/>
-          </w:tcPr>
-          <w:p/>
         </w:tc>
       </w:tr>
     </w:tbl>
     <w:p>
+      <w:pPr>
+        <w:spacing w:after="200"/>
+        <w:rPr>
+          <w:i/>
+          <w:iCs/>
+        </w:rPr>
+      </w:pPr>
       <w:r>
-        <w:t>Did the 90-degree crossing increase or reduce crosstalk? Cite the measurements and explain why restoring the parallel baseline matters.</w:t>
+        <w:rPr>
+          <w:i/>
+          <w:iCs/>
+        </w:rPr>
+        <w:t>What does the primary-to-secondary resistance result demonstrate? What does it not prove?</w:t>
       </w:r>
     </w:p>
     <w:p>
+      <w:pPr>
+        <w:spacing w:after="200"/>
+        <w:rPr>
+          <w:i/>
+          <w:iCs/>
+        </w:rPr>
+      </w:pPr>
       <w:r>
-        <w:t>________________________________________________________________________________</w:t>
-      </w:r>
-    </w:p>
-    <w:p>
-      <w:r>
-        <w:t>________________________________________________________________________________</w:t>
+        <w:rPr>
+          <w:i/>
+          <w:iCs/>
+        </w:rPr>
+        <w:t>How closely did the measured voltage ratio agree with the nameplate ratio?</w:t>
       </w:r>
     </w:p>
     <w:p>
@@ -637,165 +770,604 @@
         <w:pStyle w:val="Heading1"/>
       </w:pPr>
       <w:r>
-        <w:t>Table 3 - Neighbor-Line Resistance and Crosstalk (25)</w:t>
+        <w:t>Table 2 - Crosstalk Baseline and Orientation (20)</w:t>
+      </w:r>
+      <w:r>
+        <w:t xml:space="preserve"/>
       </w:r>
     </w:p>
     <w:p>
       <w:r>
-        <w:t>Restore the parallel baseline. Change only the neighbor-line resistor and keep the source, conductors, and scope settings fixed.</w:t>
+        <w:t>Source settings: waveform __________  frequency __________  amplitude __________  offset __________</w:t>
+      </w:r>
+    </w:p>
+    <w:p>
+      <w:r>
+        <w:t>Geometry: parallel overlap __________  spacing __________  Recovery or fallback used? __________</w:t>
       </w:r>
     </w:p>
     <w:tbl>
       <w:tblPr>
         <w:tblStyle w:val="TableGrid"/>
-        <w:tblW w:type="auto" w:w="0"/>
-        <w:tblLook w:firstColumn="1" w:firstRow="1" w:lastColumn="0" w:lastRow="0" w:noHBand="0" w:noVBand="1" w:val="04A0"/>
+        <w:tblW w:w="0" w:type="auto"/>
+        <w:tblLook w:val="04A0" w:firstRow="1" w:lastRow="0" w:firstColumn="1" w:lastColumn="0" w:noHBand="0" w:noVBand="1"/>
       </w:tblPr>
       <w:tblGrid>
-        <w:gridCol w:w="2131"/>
-        <w:gridCol w:w="2131"/>
-        <w:gridCol w:w="2131"/>
-        <w:gridCol w:w="2131"/>
-        <w:gridCol w:w="2131"/>
+        <w:gridCol w:w="2797"/>
+        <w:gridCol w:w="2664"/>
+        <w:gridCol w:w="2676"/>
+        <w:gridCol w:w="2735"/>
       </w:tblGrid>
       <w:tr>
+        <w:trPr>
+          <w:trHeight w:val="432"/>
+          <w:tblHeader/>
+        </w:trPr>
         <w:tc>
           <w:tcPr>
-            <w:tcW w:type="dxa" w:w="2131"/>
+            <w:tcW w:w="2797" w:type="dxa"/>
+            <w:shd w:val="clear" w:color="auto" w:fill="17324D"/>
+            <w:vAlign w:val="center"/>
           </w:tcPr>
           <w:p>
             <w:r>
+              <w:rPr>
+                <w:b/>
+                <w:color w:val="FFFFFF"/>
+              </w:rPr>
+              <w:t>Condition</w:t>
+            </w:r>
+          </w:p>
+        </w:tc>
+        <w:tc>
+          <w:tcPr>
+            <w:tcW w:w="2664" w:type="dxa"/>
+            <w:shd w:val="clear" w:color="auto" w:fill="17324D"/>
+            <w:vAlign w:val="center"/>
+          </w:tcPr>
+          <w:p>
+            <w:r>
+              <w:rPr>
+                <w:b/>
+                <w:color w:val="FFFFFF"/>
+              </w:rPr>
+              <w:t>Source Vpp</w:t>
+            </w:r>
+          </w:p>
+        </w:tc>
+        <w:tc>
+          <w:tcPr>
+            <w:tcW w:w="2676" w:type="dxa"/>
+            <w:shd w:val="clear" w:color="auto" w:fill="17324D"/>
+            <w:vAlign w:val="center"/>
+          </w:tcPr>
+          <w:p>
+            <w:r>
+              <w:rPr>
+                <w:b/>
+                <w:color w:val="FFFFFF"/>
+              </w:rPr>
+              <w:t>Neighbor Vpp</w:t>
+            </w:r>
+          </w:p>
+        </w:tc>
+        <w:tc>
+          <w:tcPr>
+            <w:tcW w:w="2735" w:type="dxa"/>
+            <w:shd w:val="clear" w:color="auto" w:fill="17324D"/>
+            <w:vAlign w:val="center"/>
+          </w:tcPr>
+          <w:p>
+            <w:r>
+              <w:rPr>
+                <w:b/>
+                <w:color w:val="FFFFFF"/>
+              </w:rPr>
+              <w:t>Vneighbor / Vsource</w:t>
+            </w:r>
+          </w:p>
+        </w:tc>
+      </w:tr>
+      <w:tr>
+        <w:trPr>
+          <w:trHeight w:val="490"/>
+        </w:trPr>
+        <w:tc>
+          <w:tcPr>
+            <w:tcW w:w="2797" w:type="dxa"/>
+            <w:shd w:val="clear" w:color="auto" w:fill="EAF2F7"/>
+            <w:vAlign w:val="center"/>
+          </w:tcPr>
+          <w:p>
+            <w:r>
+              <w:rPr>
+                <w:b w:val="0"/>
+              </w:rPr>
+              <w:t>Source disabled</w:t>
+            </w:r>
+          </w:p>
+        </w:tc>
+        <w:tc>
+          <w:tcPr>
+            <w:tcW w:w="2664" w:type="dxa"/>
+            <w:shd w:val="clear" w:color="auto" w:fill="EAF2F7"/>
+            <w:vAlign w:val="center"/>
+          </w:tcPr>
+          <w:p>
+            <w:r>
+              <w:rPr>
+                <w:b w:val="0"/>
+              </w:rPr>
+            </w:r>
+          </w:p>
+        </w:tc>
+        <w:tc>
+          <w:tcPr>
+            <w:tcW w:w="2676" w:type="dxa"/>
+            <w:shd w:val="clear" w:color="auto" w:fill="EAF2F7"/>
+            <w:vAlign w:val="center"/>
+          </w:tcPr>
+          <w:p>
+            <w:r>
+              <w:rPr>
+                <w:b w:val="0"/>
+              </w:rPr>
+            </w:r>
+          </w:p>
+        </w:tc>
+        <w:tc>
+          <w:tcPr>
+            <w:tcW w:w="2735" w:type="dxa"/>
+            <w:shd w:val="clear" w:color="auto" w:fill="EAF2F7"/>
+            <w:vAlign w:val="center"/>
+          </w:tcPr>
+          <w:p>
+            <w:r>
+              <w:rPr>
+                <w:b w:val="0"/>
+              </w:rPr>
+            </w:r>
+          </w:p>
+        </w:tc>
+      </w:tr>
+      <w:tr>
+        <w:trPr>
+          <w:trHeight w:val="490"/>
+        </w:trPr>
+        <w:tc>
+          <w:tcPr>
+            <w:tcW w:w="2797" w:type="dxa"/>
+            <w:vAlign w:val="center"/>
+          </w:tcPr>
+          <w:p>
+            <w:r>
+              <w:rPr>
+                <w:b w:val="0"/>
+              </w:rPr>
+              <w:t>Parallel baseline</w:t>
+            </w:r>
+          </w:p>
+        </w:tc>
+        <w:tc>
+          <w:tcPr>
+            <w:tcW w:w="2664" w:type="dxa"/>
+            <w:vAlign w:val="center"/>
+          </w:tcPr>
+          <w:p>
+            <w:r>
+              <w:rPr>
+                <w:b w:val="0"/>
+              </w:rPr>
+            </w:r>
+          </w:p>
+        </w:tc>
+        <w:tc>
+          <w:tcPr>
+            <w:tcW w:w="2676" w:type="dxa"/>
+            <w:vAlign w:val="center"/>
+          </w:tcPr>
+          <w:p>
+            <w:r>
+              <w:rPr>
+                <w:b w:val="0"/>
+              </w:rPr>
+            </w:r>
+          </w:p>
+        </w:tc>
+        <w:tc>
+          <w:tcPr>
+            <w:tcW w:w="2735" w:type="dxa"/>
+            <w:vAlign w:val="center"/>
+          </w:tcPr>
+          <w:p>
+            <w:r>
+              <w:rPr>
+                <w:b w:val="0"/>
+              </w:rPr>
+            </w:r>
+          </w:p>
+        </w:tc>
+      </w:tr>
+      <w:tr>
+        <w:trPr>
+          <w:trHeight w:val="490"/>
+        </w:trPr>
+        <w:tc>
+          <w:tcPr>
+            <w:tcW w:w="2797" w:type="dxa"/>
+            <w:shd w:val="clear" w:color="auto" w:fill="EAF2F7"/>
+            <w:vAlign w:val="center"/>
+          </w:tcPr>
+          <w:p>
+            <w:r>
+              <w:rPr>
+                <w:b w:val="0"/>
+              </w:rPr>
+              <w:t>90-degree crossing</w:t>
+            </w:r>
+          </w:p>
+        </w:tc>
+        <w:tc>
+          <w:tcPr>
+            <w:tcW w:w="2664" w:type="dxa"/>
+            <w:shd w:val="clear" w:color="auto" w:fill="EAF2F7"/>
+            <w:vAlign w:val="center"/>
+          </w:tcPr>
+          <w:p>
+            <w:r>
+              <w:rPr>
+                <w:b w:val="0"/>
+              </w:rPr>
+            </w:r>
+          </w:p>
+        </w:tc>
+        <w:tc>
+          <w:tcPr>
+            <w:tcW w:w="2676" w:type="dxa"/>
+            <w:shd w:val="clear" w:color="auto" w:fill="EAF2F7"/>
+            <w:vAlign w:val="center"/>
+          </w:tcPr>
+          <w:p>
+            <w:r>
+              <w:rPr>
+                <w:b w:val="0"/>
+              </w:rPr>
+            </w:r>
+          </w:p>
+        </w:tc>
+        <w:tc>
+          <w:tcPr>
+            <w:tcW w:w="2735" w:type="dxa"/>
+            <w:shd w:val="clear" w:color="auto" w:fill="EAF2F7"/>
+            <w:vAlign w:val="center"/>
+          </w:tcPr>
+          <w:p>
+            <w:r>
+              <w:rPr>
+                <w:b w:val="0"/>
+              </w:rPr>
+            </w:r>
+          </w:p>
+        </w:tc>
+      </w:tr>
+      <w:tr>
+        <w:trPr>
+          <w:trHeight w:val="490"/>
+        </w:trPr>
+        <w:tc>
+          <w:tcPr>
+            <w:tcW w:w="2797" w:type="dxa"/>
+            <w:vAlign w:val="center"/>
+          </w:tcPr>
+          <w:p>
+            <w:r>
+              <w:rPr>
+                <w:b w:val="0"/>
+              </w:rPr>
+              <w:t>Restored parallel baseline</w:t>
+            </w:r>
+          </w:p>
+        </w:tc>
+        <w:tc>
+          <w:tcPr>
+            <w:tcW w:w="2664" w:type="dxa"/>
+            <w:vAlign w:val="center"/>
+          </w:tcPr>
+          <w:p>
+            <w:r>
+              <w:rPr>
+                <w:b w:val="0"/>
+              </w:rPr>
+            </w:r>
+          </w:p>
+        </w:tc>
+        <w:tc>
+          <w:tcPr>
+            <w:tcW w:w="2676" w:type="dxa"/>
+            <w:vAlign w:val="center"/>
+          </w:tcPr>
+          <w:p>
+            <w:r>
+              <w:rPr>
+                <w:b w:val="0"/>
+              </w:rPr>
+            </w:r>
+          </w:p>
+        </w:tc>
+        <w:tc>
+          <w:tcPr>
+            <w:tcW w:w="2735" w:type="dxa"/>
+            <w:vAlign w:val="center"/>
+          </w:tcPr>
+          <w:p>
+            <w:r>
+              <w:rPr>
+                <w:b w:val="0"/>
+              </w:rPr>
+            </w:r>
+          </w:p>
+        </w:tc>
+      </w:tr>
+    </w:tbl>
+    <w:p>
+      <w:pPr>
+        <w:spacing w:after="200"/>
+        <w:rPr>
+          <w:i/>
+          <w:iCs/>
+        </w:rPr>
+      </w:pPr>
+      <w:r>
+        <w:rPr>
+          <w:i/>
+          <w:iCs/>
+        </w:rPr>
+        <w:t>Did the 90-degree crossing reduce crosstalk? Cite the measurements and explain why restoring the baseline matters.</w:t>
+      </w:r>
+    </w:p>
+    <w:p>
+      <w:r>
+        <w:br/>
+      </w:r>
+    </w:p>
+    <w:p>
+      <w:pPr>
+        <w:pStyle w:val="Heading1"/>
+      </w:pPr>
+      <w:r>
+        <w:t>Table 3 - Neighbor-Line Resistance and Crosstalk (25)</w:t>
+      </w:r>
+      <w:r>
+        <w:t xml:space="preserve"/>
+      </w:r>
+    </w:p>
+    <w:tbl>
+      <w:tblPr>
+        <w:tblStyle w:val="TableGrid"/>
+        <w:tblW w:w="0" w:type="auto"/>
+        <w:tblLook w:val="04A0" w:firstRow="1" w:lastRow="0" w:firstColumn="1" w:lastColumn="0" w:noHBand="0" w:noVBand="1"/>
+      </w:tblPr>
+      <w:tblGrid>
+        <w:gridCol w:w="2797"/>
+        <w:gridCol w:w="2664"/>
+        <w:gridCol w:w="2676"/>
+        <w:gridCol w:w="2735"/>
+      </w:tblGrid>
+      <w:tr>
+        <w:trPr>
+          <w:trHeight w:val="432"/>
+          <w:tblHeader/>
+        </w:trPr>
+        <w:tc>
+          <w:tcPr>
+            <w:tcW w:w="2797" w:type="dxa"/>
+            <w:shd w:val="clear" w:color="auto" w:fill="17324D"/>
+            <w:vAlign w:val="center"/>
+          </w:tcPr>
+          <w:p>
+            <w:r>
+              <w:rPr>
+                <w:b/>
+                <w:color w:val="FFFFFF"/>
+              </w:rPr>
               <w:t>Neighbor condition</w:t>
             </w:r>
           </w:p>
         </w:tc>
         <w:tc>
           <w:tcPr>
-            <w:tcW w:type="dxa" w:w="2131"/>
+            <w:tcW w:w="2664" w:type="dxa"/>
+            <w:shd w:val="clear" w:color="auto" w:fill="17324D"/>
+            <w:vAlign w:val="center"/>
           </w:tcPr>
           <w:p>
             <w:r>
+              <w:rPr>
+                <w:b/>
+                <w:color w:val="FFFFFF"/>
+              </w:rPr>
               <w:t>Resistance</w:t>
             </w:r>
           </w:p>
         </w:tc>
         <w:tc>
           <w:tcPr>
-            <w:tcW w:type="dxa" w:w="2131"/>
+            <w:tcW w:w="2676" w:type="dxa"/>
+            <w:shd w:val="clear" w:color="auto" w:fill="17324D"/>
+            <w:vAlign w:val="center"/>
           </w:tcPr>
           <w:p>
             <w:r>
+              <w:rPr>
+                <w:b/>
+                <w:color w:val="FFFFFF"/>
+              </w:rPr>
               <w:t>Source Vpp</w:t>
             </w:r>
           </w:p>
         </w:tc>
         <w:tc>
           <w:tcPr>
-            <w:tcW w:type="dxa" w:w="2131"/>
+            <w:tcW w:w="2735" w:type="dxa"/>
+            <w:shd w:val="clear" w:color="auto" w:fill="17324D"/>
+            <w:vAlign w:val="center"/>
           </w:tcPr>
           <w:p>
             <w:r>
+              <w:rPr>
+                <w:b/>
+                <w:color w:val="FFFFFF"/>
+              </w:rPr>
               <w:t>Neighbor Vpp</w:t>
-            </w:r>
-          </w:p>
-        </w:tc>
-        <w:tc>
-          <w:tcPr>
-            <w:tcW w:type="dxa" w:w="2131"/>
-          </w:tcPr>
-          <w:p>
-            <w:r>
-              <w:t>Reduction vs. high R (%)</w:t>
             </w:r>
           </w:p>
         </w:tc>
       </w:tr>
       <w:tr>
+        <w:trPr>
+          <w:trHeight w:val="490"/>
+        </w:trPr>
         <w:tc>
           <w:tcPr>
-            <w:tcW w:type="dxa" w:w="2131"/>
+            <w:tcW w:w="2797" w:type="dxa"/>
+            <w:vAlign w:val="center"/>
           </w:tcPr>
           <w:p>
             <w:r>
+              <w:rPr>
+                <w:b w:val="0"/>
+              </w:rPr>
               <w:t>High-value neighbor resistor</w:t>
             </w:r>
           </w:p>
         </w:tc>
         <w:tc>
           <w:tcPr>
-            <w:tcW w:type="dxa" w:w="2131"/>
+            <w:tcW w:w="2664" w:type="dxa"/>
+            <w:vAlign w:val="center"/>
           </w:tcPr>
-          <w:p/>
+          <w:p>
+            <w:r>
+              <w:rPr>
+                <w:b w:val="0"/>
+              </w:rPr>
+            </w:r>
+          </w:p>
         </w:tc>
         <w:tc>
           <w:tcPr>
-            <w:tcW w:type="dxa" w:w="2131"/>
+            <w:tcW w:w="2676" w:type="dxa"/>
+            <w:vAlign w:val="center"/>
           </w:tcPr>
-          <w:p/>
+          <w:p>
+            <w:r>
+              <w:rPr>
+                <w:b w:val="0"/>
+              </w:rPr>
+            </w:r>
+          </w:p>
         </w:tc>
         <w:tc>
           <w:tcPr>
-            <w:tcW w:type="dxa" w:w="2131"/>
+            <w:tcW w:w="2735" w:type="dxa"/>
+            <w:vAlign w:val="center"/>
           </w:tcPr>
-          <w:p/>
-        </w:tc>
-        <w:tc>
-          <w:tcPr>
-            <w:tcW w:type="dxa" w:w="2131"/>
-          </w:tcPr>
-          <w:p/>
+          <w:p>
+            <w:r>
+              <w:rPr>
+                <w:b w:val="0"/>
+              </w:rPr>
+            </w:r>
+          </w:p>
         </w:tc>
       </w:tr>
       <w:tr>
+        <w:trPr>
+          <w:trHeight w:val="490"/>
+        </w:trPr>
         <w:tc>
           <w:tcPr>
-            <w:tcW w:type="dxa" w:w="2131"/>
+            <w:tcW w:w="2797" w:type="dxa"/>
+            <w:shd w:val="clear" w:color="auto" w:fill="EAF2F7"/>
+            <w:vAlign w:val="center"/>
           </w:tcPr>
           <w:p>
             <w:r>
+              <w:rPr>
+                <w:b w:val="0"/>
+              </w:rPr>
               <w:t>Low-value neighbor resistor</w:t>
             </w:r>
           </w:p>
         </w:tc>
         <w:tc>
           <w:tcPr>
-            <w:tcW w:type="dxa" w:w="2131"/>
+            <w:tcW w:w="2664" w:type="dxa"/>
+            <w:shd w:val="clear" w:color="auto" w:fill="EAF2F7"/>
+            <w:vAlign w:val="center"/>
           </w:tcPr>
-          <w:p/>
+          <w:p>
+            <w:r>
+              <w:rPr>
+                <w:b w:val="0"/>
+              </w:rPr>
+            </w:r>
+          </w:p>
         </w:tc>
         <w:tc>
           <w:tcPr>
-            <w:tcW w:type="dxa" w:w="2131"/>
+            <w:tcW w:w="2676" w:type="dxa"/>
+            <w:shd w:val="clear" w:color="auto" w:fill="EAF2F7"/>
+            <w:vAlign w:val="center"/>
           </w:tcPr>
-          <w:p/>
+          <w:p>
+            <w:r>
+              <w:rPr>
+                <w:b w:val="0"/>
+              </w:rPr>
+            </w:r>
+          </w:p>
         </w:tc>
         <w:tc>
           <w:tcPr>
-            <w:tcW w:type="dxa" w:w="2131"/>
+            <w:tcW w:w="2735" w:type="dxa"/>
+            <w:shd w:val="clear" w:color="auto" w:fill="EAF2F7"/>
+            <w:vAlign w:val="center"/>
           </w:tcPr>
-          <w:p/>
-        </w:tc>
-        <w:tc>
-          <w:tcPr>
-            <w:tcW w:type="dxa" w:w="2131"/>
-          </w:tcPr>
-          <w:p/>
+          <w:p>
+            <w:r>
+              <w:rPr>
+                <w:b w:val="0"/>
+              </w:rPr>
+            </w:r>
+          </w:p>
         </w:tc>
       </w:tr>
     </w:tbl>
     <w:p>
       <w:r>
-        <w:t>How did lower neighbor-line resistance affect measured crosstalk? State the quantitative evidence and one design tradeoff.</w:t>
+        <w:t>Neighbor-voltage reduction = 100(1 - Vlow / Vhigh) = __________________ %</w:t>
+      </w:r>
+    </w:p>
+    <w:p>
+      <w:pPr>
+        <w:spacing w:after="200"/>
+        <w:rPr>
+          <w:i/>
+          <w:iCs/>
+        </w:rPr>
+      </w:pPr>
+      <w:r>
+        <w:rPr>
+          <w:i/>
+          <w:iCs/>
+        </w:rPr>
+        <w:t>How did lower neighbor-line resistance affect crosstalk? State the evidence and one design tradeoff.</w:t>
       </w:r>
     </w:p>
     <w:p>
       <w:r>
-        <w:t>________________________________________________________________________________</w:t>
-      </w:r>
-    </w:p>
-    <w:p>
-      <w:r>
-        <w:t>________________________________________________________________________________</w:t>
+        <w:br w:type="page"/>
       </w:r>
     </w:p>
     <w:p>
@@ -805,10 +1377,13 @@
       <w:r>
         <w:t>Evidence (15)</w:t>
       </w:r>
+      <w:r>
+        <w:t xml:space="preserve"/>
+      </w:r>
     </w:p>
     <w:p>
       <w:r>
-        <w:t>Insert readable photographs or screenshots for the required evidence points:</w:t>
+        <w:t>Insert a readable photo or screenshot for each scenario:</w:t>
       </w:r>
     </w:p>
     <w:p>
@@ -826,6 +1401,8 @@
     </w:p>
     <w:p>
       <w:r>
+        <w:br/>
+        <w:br/>
         <w:br/>
         <w:br/>
       </w:r>
@@ -847,6 +1424,8 @@
       <w:r>
         <w:br/>
         <w:br/>
+        <w:br/>
+        <w:br/>
       </w:r>
     </w:p>
     <w:p>
@@ -859,11 +1438,13 @@
     </w:p>
     <w:p>
       <w:r>
-        <w:t>Pictured: The tested orientation or neighbor-resistance condition that produced the lowest repeatable neighbor-line voltage.</w:t>
+        <w:t>Pictured: The tested condition that produced the lowest repeatable neighbor-line voltage.</w:t>
       </w:r>
     </w:p>
     <w:p>
       <w:r>
+        <w:br/>
+        <w:br/>
         <w:br/>
         <w:br/>
       </w:r>
@@ -880,75 +1461,166 @@
       <w:r>
         <w:t>Conclusion (15)</w:t>
       </w:r>
+      <w:r>
+        <w:t xml:space="preserve"/>
+      </w:r>
     </w:p>
     <w:p>
+      <w:pPr>
+        <w:rPr>
+          <w:i/>
+          <w:iCs/>
+        </w:rPr>
+      </w:pPr>
       <w:r>
-        <w:t>Summarize what you did and learned, then address each prompt:</w:t>
+        <w:rPr>
+          <w:i/>
+          <w:iCs/>
+        </w:rPr>
+        <w:t xml:space="preserve">Give a summary of what you did and learned. In addition, answer these questions:</w:t>
+      </w:r>
+      <w:r>
+        <w:rPr>
+          <w:i/>
+          <w:iCs/>
+        </w:rPr>
+        <w:t/>
+      </w:r>
+      <w:r>
+        <w:rPr>
+          <w:i/>
+          <w:iCs/>
+        </w:rPr>
+        <w:t xml:space="preserve"/>
+      </w:r>
+      <w:r>
+        <w:rPr>
+          <w:i/>
+          <w:iCs/>
+        </w:rPr>
+        <w:t xml:space="preserve"/>
+      </w:r>
+      <w:r>
+        <w:rPr>
+          <w:i/>
+          <w:iCs/>
+        </w:rPr>
+        <w:t/>
+      </w:r>
+      <w:r>
+        <w:rPr>
+          <w:i/>
+          <w:iCs/>
+        </w:rPr>
+        <w:t xml:space="preserve"/>
       </w:r>
     </w:p>
     <w:p>
       <w:pPr>
         <w:pStyle w:val="ListParagraph"/>
+        <w:numPr>
+          <w:ilvl w:val="0"/>
+          <w:numId w:val="10"/>
+        </w:numPr>
+        <w:rPr>
+          <w:i/>
+          <w:iCs/>
+        </w:rPr>
       </w:pPr>
       <w:r>
-        <w:t>How did the transformer demonstrate intentional coupling without a direct DC path between windings?</w:t>
+        <w:rPr>
+          <w:i/>
+          <w:iCs/>
+        </w:rPr>
+        <w:t xml:space="preserve">How did the transformer demonstrate intentional coupling without a direct DC path between windings?</w:t>
+      </w:r>
+      <w:r>
+        <w:rPr>
+          <w:i/>
+          <w:iCs/>
+        </w:rPr>
+        <w:t/>
       </w:r>
     </w:p>
     <w:p>
       <w:pPr>
         <w:pStyle w:val="ListParagraph"/>
+        <w:numPr>
+          <w:ilvl w:val="0"/>
+          <w:numId w:val="10"/>
+        </w:numPr>
+        <w:rPr>
+          <w:i/>
+          <w:iCs/>
+        </w:rPr>
       </w:pPr>
       <w:r>
-        <w:t>How did you verify that the unwanted waveform on the neighbor line came from the source line?</w:t>
+        <w:rPr>
+          <w:i/>
+          <w:iCs/>
+        </w:rPr>
+        <w:t xml:space="preserve">How did the source-off check support the conclusion that the neighbor waveform came from the source line?</w:t>
+      </w:r>
+      <w:r>
+        <w:rPr>
+          <w:i/>
+          <w:iCs/>
+        </w:rPr>
+        <w:t/>
       </w:r>
     </w:p>
     <w:p>
       <w:pPr>
         <w:pStyle w:val="ListParagraph"/>
+        <w:numPr>
+          <w:ilvl w:val="0"/>
+          <w:numId w:val="10"/>
+        </w:numPr>
+        <w:rPr>
+          <w:i/>
+          <w:iCs/>
+        </w:rPr>
       </w:pPr>
       <w:r>
-        <w:t>Which tested change reduced crosstalk most, and what quantitative evidence supports that conclusion?</w:t>
+        <w:rPr>
+          <w:i/>
+          <w:iCs/>
+        </w:rPr>
+        <w:t xml:space="preserve">Which tested change reduced crosstalk most, and what quantitative evidence supports that conclusion?</w:t>
+      </w:r>
+      <w:r>
+        <w:rPr>
+          <w:i/>
+          <w:iCs/>
+        </w:rPr>
+        <w:t/>
       </w:r>
     </w:p>
     <w:p>
       <w:pPr>
         <w:pStyle w:val="ListParagraph"/>
+        <w:numPr>
+          <w:ilvl w:val="0"/>
+          <w:numId w:val="10"/>
+        </w:numPr>
+        <w:rPr>
+          <w:i/>
+          <w:iCs/>
+        </w:rPr>
       </w:pPr>
       <w:r>
-        <w:t>Name one controlled variable and explain why it was necessary for a fair comparison.</w:t>
+        <w:rPr>
+          <w:i/>
+          <w:iCs/>
+        </w:rPr>
+        <w:t xml:space="preserve">What is one broader claim about isolation or signal containment that this lab does not prove?</w:t>
       </w:r>
-    </w:p>
-    <w:p>
-      <w:pPr>
-        <w:pStyle w:val="ListParagraph"/>
-      </w:pPr>
       <w:r>
-        <w:t>State one broader claim about interception, isolation, or signal containment that this evidence does not prove.</w:t>
-      </w:r>
-    </w:p>
-    <w:p>
-      <w:r>
-        <w:t>________________________________________________________________________________</w:t>
-      </w:r>
-    </w:p>
-    <w:p>
-      <w:r>
-        <w:t>________________________________________________________________________________</w:t>
-      </w:r>
-    </w:p>
-    <w:p>
-      <w:r>
-        <w:t>________________________________________________________________________________</w:t>
-      </w:r>
-    </w:p>
-    <w:p>
-      <w:r>
-        <w:t>________________________________________________________________________________</w:t>
-      </w:r>
-    </w:p>
-    <w:p>
-      <w:r>
-        <w:t>________________________________________________________________________________</w:t>
+        <w:rPr>
+          <w:i/>
+          <w:iCs/>
+        </w:rPr>
+        <w:t/>
       </w:r>
     </w:p>
     <w:sectPr>
@@ -1739,7 +2411,7 @@
   <w:style w:type="paragraph" w:default="1" w:styleId="Normal">
     <w:name w:val="Normal"/>
     <w:qFormat/>
-    <w:rsid w:val="0025644F"/>
+    <w:rsid w:val="009D2B7E"/>
     <w:pPr>
       <w:spacing w:after="80"/>
     </w:pPr>

--- a/assets/labs/lab-03-report.docx
+++ b/assets/labs/lab-03-report.docx
@@ -1,6 +1,6 @@
 
 <file path=word/document.xml><?xml version="1.0" encoding="utf-8"?>
-<w:document xmlns:wpc="http://schemas.microsoft.com/office/word/2010/wordprocessingCanvas" xmlns:cx="http://schemas.microsoft.com/office/drawing/2014/chartex" xmlns:cx1="http://schemas.microsoft.com/office/drawing/2015/9/8/chartex" xmlns:cx2="http://schemas.microsoft.com/office/drawing/2015/10/21/chartex" xmlns:cx3="http://schemas.microsoft.com/office/drawing/2016/5/9/chartex" xmlns:cx4="http://schemas.microsoft.com/office/drawing/2016/5/10/chartex" xmlns:cx5="http://schemas.microsoft.com/office/drawing/2016/5/11/chartex" xmlns:cx6="http://schemas.microsoft.com/office/drawing/2016/5/12/chartex" xmlns:cx7="http://schemas.microsoft.com/office/drawing/2016/5/13/chartex" xmlns:cx8="http://schemas.microsoft.com/office/drawing/2016/5/14/chartex" xmlns:mc="http://schemas.openxmlformats.org/markup-compatibility/2006" xmlns:aink="http://schemas.microsoft.com/office/drawing/2016/ink" xmlns:am3d="http://schemas.microsoft.com/office/drawing/2017/model3d" xmlns:o="urn:schemas-microsoft-com:office:office" xmlns:oel="http://schemas.microsoft.com/office/2019/extlst" xmlns:r="http://schemas.openxmlformats.org/officeDocument/2006/relationships" xmlns:m="http://schemas.openxmlformats.org/officeDocument/2006/math" xmlns:v="urn:schemas-microsoft-com:vml" xmlns:wp14="http://schemas.microsoft.com/office/word/2010/wordprocessingDrawing" xmlns:wp="http://schemas.openxmlformats.org/drawingml/2006/wordprocessingDrawing" xmlns:w10="urn:schemas-microsoft-com:office:word" xmlns:w="http://schemas.openxmlformats.org/wordprocessingml/2006/main" xmlns:w14="http://schemas.microsoft.com/office/word/2010/wordml" xmlns:w15="http://schemas.microsoft.com/office/word/2012/wordml" xmlns:w16cex="http://schemas.microsoft.com/office/word/2018/wordml/cex" xmlns:w16cid="http://schemas.microsoft.com/office/word/2016/wordml/cid" xmlns:w16="http://schemas.microsoft.com/office/word/2018/wordml" xmlns:w16du="http://schemas.microsoft.com/office/word/2023/wordml/word16du" xmlns:w16sdtdh="http://schemas.microsoft.com/office/word/2020/wordml/sdtdatahash" xmlns:w16sdtfl="http://schemas.microsoft.com/office/word/2024/wordml/sdtformatlock" xmlns:w16se="http://schemas.microsoft.com/office/word/2015/wordml/symex" xmlns:wpg="http://schemas.microsoft.com/office/word/2010/wordprocessingGroup" xmlns:wpi="http://schemas.microsoft.com/office/word/2010/wordprocessingInk" xmlns:wne="http://schemas.microsoft.com/office/word/2006/wordml" xmlns:wps="http://schemas.microsoft.com/office/word/2010/wordprocessingShape" mc:Ignorable="w14 w15 w16se w16cid w16 w16cex w16sdtdh w16sdtfl w16du wp14">
+<w:document xmlns:wpc="http://schemas.microsoft.com/office/word/2010/wordprocessingCanvas" xmlns:cx="http://schemas.microsoft.com/office/drawing/2014/chartex" xmlns:cx1="http://schemas.microsoft.com/office/drawing/2015/9/8/chartex" xmlns:cx2="http://schemas.microsoft.com/office/drawing/2015/10/21/chartex" xmlns:cx3="http://schemas.microsoft.com/office/drawing/2016/5/9/chartex" xmlns:cx4="http://schemas.microsoft.com/office/drawing/2016/5/10/chartex" xmlns:cx5="http://schemas.microsoft.com/office/drawing/2016/5/11/chartex" xmlns:cx6="http://schemas.microsoft.com/office/drawing/2016/5/12/chartex" xmlns:cx7="http://schemas.microsoft.com/office/drawing/2016/5/13/chartex" xmlns:cx8="http://schemas.microsoft.com/office/drawing/2016/5/14/chartex" xmlns:mc="http://schemas.openxmlformats.org/markup-compatibility/2006" xmlns:aink="http://schemas.microsoft.com/office/drawing/2016/ink" xmlns:am3d="http://schemas.microsoft.com/office/drawing/2017/model3d" xmlns:o="urn:schemas-microsoft-com:office:office" xmlns:oel="http://schemas.microsoft.com/office/2019/extlst" xmlns:r="http://schemas.openxmlformats.org/officeDocument/2006/relationships" xmlns:m="http://schemas.openxmlformats.org/officeDocument/2006/math" xmlns:v="urn:schemas-microsoft-com:vml" xmlns:wp14="http://schemas.microsoft.com/office/word/2010/wordprocessingDrawing" xmlns:wp="http://schemas.openxmlformats.org/drawingml/2006/wordprocessingDrawing" xmlns:w10="urn:schemas-microsoft-com:office:word" xmlns:w="http://schemas.openxmlformats.org/wordprocessingml/2006/main" xmlns:w14="http://schemas.microsoft.com/office/word/2010/wordml" xmlns:w15="http://schemas.microsoft.com/office/word/2012/wordml" xmlns:w16cex="http://schemas.microsoft.com/office/word/2018/wordml/cex" xmlns:w16cid="http://schemas.microsoft.com/office/word/2016/wordml/cid" xmlns:w16="http://schemas.microsoft.com/office/word/2018/wordml" xmlns:w16du="http://schemas.microsoft.com/office/word/2023/wordml/word16du" xmlns:w16sdtdh="http://schemas.microsoft.com/office/word/2020/wordml/sdtdatahash" xmlns:w16se="http://schemas.microsoft.com/office/word/2015/wordml/symex" xmlns:wpg="http://schemas.microsoft.com/office/word/2010/wordprocessingGroup" xmlns:wpi="http://schemas.microsoft.com/office/word/2010/wordprocessingInk" xmlns:wne="http://schemas.microsoft.com/office/word/2006/wordml" xmlns:wps="http://schemas.microsoft.com/office/word/2010/wordprocessingShape" mc:Ignorable="w14 w15 w16se w16cid w16 w16cex w16sdtdh w16du wp14">
   <w:body>
     <w:p>
       <w:pPr>
@@ -9,22 +9,13 @@
       <w:r>
         <w:t>Lab 3 Report - Coupling and Crosstalk</w:t>
       </w:r>
-      <w:r>
-        <w:t xml:space="preserve"/>
-      </w:r>
-      <w:r>
-        <w:t/>
-      </w:r>
-      <w:r>
-        <w:t/>
-      </w:r>
     </w:p>
     <w:p>
       <w:pPr>
         <w:pStyle w:val="Heading2"/>
       </w:pPr>
       <w:r>
-        <w:t xml:space="preserve">Name:</w:t>
+        <w:t>Name:</w:t>
       </w:r>
     </w:p>
     <w:p>
@@ -36,7 +27,7 @@
         </w:numPr>
       </w:pPr>
       <w:r>
-        <w:t xml:space="preserve">Lab Partners:</w:t>
+        <w:t>Lab Partners:</w:t>
       </w:r>
     </w:p>
     <w:p>
@@ -46,35 +37,27 @@
       <w:r>
         <w:t>Table 1 - Intentional Transformer Coupling (25)</w:t>
       </w:r>
-      <w:r>
-        <w:t xml:space="preserve"/>
-      </w:r>
-    </w:p>
-    <w:p>
-      <w:r>
-        <w:t>Use resistance mode only while the transformer is disconnected. Use AC-voltage mode for powered measurements; do not use a current jack.</w:t>
-      </w:r>
     </w:p>
     <w:tbl>
       <w:tblPr>
         <w:tblStyle w:val="TableGrid"/>
-        <w:tblW w:w="11187" w:type="dxa"/>
+        <w:tblW w:w="6427" w:type="dxa"/>
+        <w:jc w:val="center"/>
         <w:tblLook w:val="04A0" w:firstRow="1" w:lastRow="0" w:firstColumn="1" w:lastColumn="0" w:noHBand="0" w:noVBand="1"/>
       </w:tblPr>
       <w:tblGrid>
-        <w:gridCol w:w="2178"/>
-        <w:gridCol w:w="2579"/>
+        <w:gridCol w:w="3618"/>
         <w:gridCol w:w="2809"/>
-        <w:gridCol w:w="3621"/>
       </w:tblGrid>
       <w:tr>
         <w:trPr>
           <w:trHeight w:val="432"/>
           <w:tblHeader/>
+          <w:jc w:val="center"/>
         </w:trPr>
         <w:tc>
           <w:tcPr>
-            <w:tcW w:w="2178" w:type="dxa"/>
+            <w:tcW w:w="3618" w:type="dxa"/>
             <w:shd w:val="clear" w:color="auto" w:fill="17324D"/>
             <w:vAlign w:val="center"/>
           </w:tcPr>
@@ -85,22 +68,6 @@
                 <w:color w:val="FFFFFF"/>
               </w:rPr>
               <w:t>Measurement</w:t>
-            </w:r>
-          </w:p>
-        </w:tc>
-        <w:tc>
-          <w:tcPr>
-            <w:tcW w:w="2579" w:type="dxa"/>
-            <w:shd w:val="clear" w:color="auto" w:fill="17324D"/>
-            <w:vAlign w:val="center"/>
-          </w:tcPr>
-          <w:p>
-            <w:r>
-              <w:rPr>
-                <w:b/>
-                <w:color w:val="FFFFFF"/>
-              </w:rPr>
-              <w:t>Method / mode</w:t>
             </w:r>
           </w:p>
         </w:tc>
@@ -120,51 +87,20 @@
             </w:r>
           </w:p>
         </w:tc>
+      </w:tr>
+      <w:tr>
+        <w:trPr>
+          <w:trHeight w:val="490"/>
+          <w:jc w:val="center"/>
+        </w:trPr>
         <w:tc>
           <w:tcPr>
-            <w:tcW w:w="3621" w:type="dxa"/>
-            <w:shd w:val="clear" w:color="auto" w:fill="17324D"/>
+            <w:tcW w:w="3618" w:type="dxa"/>
             <w:vAlign w:val="center"/>
           </w:tcPr>
           <w:p>
             <w:r>
-              <w:rPr>
-                <w:b/>
-                <w:color w:val="FFFFFF"/>
-              </w:rPr>
-              <w:t>Expected / comparison</w:t>
-            </w:r>
-          </w:p>
-        </w:tc>
-      </w:tr>
-      <w:tr>
-        <w:trPr>
-          <w:trHeight w:val="490"/>
-        </w:trPr>
-        <w:tc>
-          <w:tcPr>
-            <w:tcW w:w="2178" w:type="dxa"/>
-            <w:vAlign w:val="center"/>
-          </w:tcPr>
-          <w:p>
-            <w:r>
-              <w:rPr>
-                <w:b w:val="0"/>
-              </w:rPr>
               <w:t>Transformer model</w:t>
-            </w:r>
-          </w:p>
-        </w:tc>
-        <w:tc>
-          <w:tcPr>
-            <w:tcW w:w="2579" w:type="dxa"/>
-            <w:vAlign w:val="center"/>
-          </w:tcPr>
-          <w:p>
-            <w:r>
-              <w:rPr>
-                <w:b w:val="0"/>
-              </w:rPr>
             </w:r>
           </w:p>
         </w:tc>
@@ -173,55 +109,22 @@
             <w:tcW w:w="2809" w:type="dxa"/>
             <w:vAlign w:val="center"/>
           </w:tcPr>
-          <w:p>
-            <w:r>
-              <w:rPr>
-                <w:b w:val="0"/>
-              </w:rPr>
-            </w:r>
-          </w:p>
-        </w:tc>
-        <w:tc>
-          <w:tcPr>
-            <w:tcW w:w="3621" w:type="dxa"/>
-          </w:tcPr>
-          <w:p>
-            <w:r>
-              <w:rPr>
-                <w:b w:val="0"/>
-              </w:rPr>
-            </w:r>
-          </w:p>
+          <w:p/>
         </w:tc>
       </w:tr>
       <w:tr>
         <w:trPr>
           <w:trHeight w:val="490"/>
+          <w:jc w:val="center"/>
         </w:trPr>
         <w:tc>
           <w:tcPr>
-            <w:tcW w:w="2178" w:type="dxa"/>
+            <w:tcW w:w="3618" w:type="dxa"/>
             <w:vAlign w:val="center"/>
           </w:tcPr>
           <w:p>
             <w:r>
-              <w:rPr>
-                <w:b w:val="0"/>
-              </w:rPr>
               <w:t>Nameplate primary voltage</w:t>
-            </w:r>
-          </w:p>
-        </w:tc>
-        <w:tc>
-          <w:tcPr>
-            <w:tcW w:w="2579" w:type="dxa"/>
-            <w:vAlign w:val="center"/>
-          </w:tcPr>
-          <w:p>
-            <w:r>
-              <w:rPr>
-                <w:b w:val="0"/>
-              </w:rPr>
             </w:r>
           </w:p>
         </w:tc>
@@ -230,57 +133,23 @@
             <w:tcW w:w="2809" w:type="dxa"/>
             <w:vAlign w:val="center"/>
           </w:tcPr>
-          <w:p>
-            <w:r>
-              <w:rPr>
-                <w:b w:val="0"/>
-              </w:rPr>
-            </w:r>
-          </w:p>
-        </w:tc>
-        <w:tc>
-          <w:tcPr>
-            <w:tcW w:w="3621" w:type="dxa"/>
-          </w:tcPr>
-          <w:p>
-            <w:r>
-              <w:rPr>
-                <w:b w:val="0"/>
-              </w:rPr>
-            </w:r>
-          </w:p>
+          <w:p/>
         </w:tc>
       </w:tr>
       <w:tr>
         <w:trPr>
           <w:trHeight w:val="490"/>
+          <w:jc w:val="center"/>
         </w:trPr>
         <w:tc>
           <w:tcPr>
-            <w:tcW w:w="2178" w:type="dxa"/>
+            <w:tcW w:w="3618" w:type="dxa"/>
             <w:shd w:val="clear" w:color="auto" w:fill="EAF2F7"/>
             <w:vAlign w:val="center"/>
           </w:tcPr>
           <w:p>
             <w:r>
-              <w:rPr>
-                <w:b w:val="0"/>
-              </w:rPr>
               <w:t>Nameplate full-secondary voltage</w:t>
-            </w:r>
-          </w:p>
-        </w:tc>
-        <w:tc>
-          <w:tcPr>
-            <w:tcW w:w="2579" w:type="dxa"/>
-            <w:shd w:val="clear" w:color="auto" w:fill="EAF2F7"/>
-            <w:vAlign w:val="center"/>
-          </w:tcPr>
-          <w:p>
-            <w:r>
-              <w:rPr>
-                <w:b w:val="0"/>
-              </w:rPr>
             </w:r>
           </w:p>
         </w:tc>
@@ -290,57 +159,91 @@
             <w:shd w:val="clear" w:color="auto" w:fill="EAF2F7"/>
             <w:vAlign w:val="center"/>
           </w:tcPr>
-          <w:p>
-            <w:r>
-              <w:rPr>
-                <w:b w:val="0"/>
-              </w:rPr>
-            </w:r>
-          </w:p>
-        </w:tc>
-        <w:tc>
-          <w:tcPr>
-            <w:tcW w:w="3621" w:type="dxa"/>
-            <w:shd w:val="clear" w:color="auto" w:fill="EAF2F7"/>
-          </w:tcPr>
-          <w:p>
-            <w:r>
-              <w:rPr>
-                <w:b w:val="0"/>
-              </w:rPr>
-            </w:r>
-          </w:p>
+          <w:p/>
         </w:tc>
       </w:tr>
       <w:tr>
         <w:trPr>
           <w:trHeight w:val="490"/>
+          <w:jc w:val="center"/>
         </w:trPr>
         <w:tc>
           <w:tcPr>
-            <w:tcW w:w="2178" w:type="dxa"/>
+            <w:tcW w:w="3618" w:type="dxa"/>
             <w:vAlign w:val="center"/>
           </w:tcPr>
           <w:p>
             <w:r>
-              <w:rPr>
-                <w:b w:val="0"/>
-              </w:rPr>
-              <w:t>Expected ratio: rated secondary / rated primary</w:t>
+              <w:t xml:space="preserve">Expected ratio: </w:t>
             </w:r>
-          </w:p>
-        </w:tc>
-        <w:tc>
-          <w:tcPr>
-            <w:tcW w:w="2579" w:type="dxa"/>
-            <w:vAlign w:val="center"/>
-          </w:tcPr>
-          <w:p>
-            <w:r>
-              <w:rPr>
-                <w:b w:val="0"/>
-              </w:rPr>
-            </w:r>
+            <m:oMath>
+              <m:f>
+                <m:fPr>
+                  <m:ctrlPr>
+                    <w:rPr>
+                      <w:rFonts w:ascii="Cambria Math" w:hAnsi="Cambria Math"/>
+                      <w:i/>
+                    </w:rPr>
+                  </m:ctrlPr>
+                </m:fPr>
+                <m:num>
+                  <m:sSub>
+                    <m:sSubPr>
+                      <m:ctrlPr>
+                        <w:rPr>
+                          <w:rFonts w:ascii="Cambria Math" w:hAnsi="Cambria Math"/>
+                          <w:i/>
+                        </w:rPr>
+                      </m:ctrlPr>
+                    </m:sSubPr>
+                    <m:e>
+                      <m:r>
+                        <w:rPr>
+                          <w:rFonts w:ascii="Cambria Math" w:hAnsi="Cambria Math"/>
+                        </w:rPr>
+                        <m:t>V</m:t>
+                      </m:r>
+                    </m:e>
+                    <m:sub>
+                      <m:r>
+                        <w:rPr>
+                          <w:rFonts w:ascii="Cambria Math" w:hAnsi="Cambria Math"/>
+                        </w:rPr>
+                        <m:t>s,rated</m:t>
+                      </m:r>
+                    </m:sub>
+                  </m:sSub>
+                </m:num>
+                <m:den>
+                  <m:sSub>
+                    <m:sSubPr>
+                      <m:ctrlPr>
+                        <w:rPr>
+                          <w:rFonts w:ascii="Cambria Math" w:hAnsi="Cambria Math"/>
+                          <w:i/>
+                        </w:rPr>
+                      </m:ctrlPr>
+                    </m:sSubPr>
+                    <m:e>
+                      <m:r>
+                        <w:rPr>
+                          <w:rFonts w:ascii="Cambria Math" w:hAnsi="Cambria Math"/>
+                        </w:rPr>
+                        <m:t>V</m:t>
+                      </m:r>
+                    </m:e>
+                    <m:sub>
+                      <m:r>
+                        <w:rPr>
+                          <w:rFonts w:ascii="Cambria Math" w:hAnsi="Cambria Math"/>
+                        </w:rPr>
+                        <m:t>p,rated</m:t>
+                      </m:r>
+                    </m:sub>
+                  </m:sSub>
+                </m:den>
+              </m:f>
+            </m:oMath>
           </w:p>
         </w:tc>
         <w:tc>
@@ -348,57 +251,23 @@
             <w:tcW w:w="2809" w:type="dxa"/>
             <w:vAlign w:val="center"/>
           </w:tcPr>
-          <w:p>
-            <w:r>
-              <w:rPr>
-                <w:b w:val="0"/>
-              </w:rPr>
-            </w:r>
-          </w:p>
-        </w:tc>
-        <w:tc>
-          <w:tcPr>
-            <w:tcW w:w="3621" w:type="dxa"/>
-          </w:tcPr>
-          <w:p>
-            <w:r>
-              <w:rPr>
-                <w:b w:val="0"/>
-              </w:rPr>
-            </w:r>
-          </w:p>
+          <w:p/>
         </w:tc>
       </w:tr>
       <w:tr>
         <w:trPr>
           <w:trHeight w:val="490"/>
+          <w:jc w:val="center"/>
         </w:trPr>
         <w:tc>
           <w:tcPr>
-            <w:tcW w:w="2178" w:type="dxa"/>
+            <w:tcW w:w="3618" w:type="dxa"/>
             <w:shd w:val="clear" w:color="auto" w:fill="EAF2F7"/>
             <w:vAlign w:val="center"/>
           </w:tcPr>
           <w:p>
             <w:r>
-              <w:rPr>
-                <w:b w:val="0"/>
-              </w:rPr>
               <w:t>Primary winding resistance</w:t>
-            </w:r>
-          </w:p>
-        </w:tc>
-        <w:tc>
-          <w:tcPr>
-            <w:tcW w:w="2579" w:type="dxa"/>
-            <w:shd w:val="clear" w:color="auto" w:fill="EAF2F7"/>
-            <w:vAlign w:val="center"/>
-          </w:tcPr>
-          <w:p>
-            <w:r>
-              <w:rPr>
-                <w:b w:val="0"/>
-              </w:rPr>
             </w:r>
           </w:p>
         </w:tc>
@@ -408,56 +277,22 @@
             <w:shd w:val="clear" w:color="auto" w:fill="EAF2F7"/>
             <w:vAlign w:val="center"/>
           </w:tcPr>
-          <w:p>
-            <w:r>
-              <w:rPr>
-                <w:b w:val="0"/>
-              </w:rPr>
-            </w:r>
-          </w:p>
-        </w:tc>
-        <w:tc>
-          <w:tcPr>
-            <w:tcW w:w="3621" w:type="dxa"/>
-            <w:shd w:val="clear" w:color="auto" w:fill="EAF2F7"/>
-          </w:tcPr>
-          <w:p>
-            <w:r>
-              <w:rPr>
-                <w:b w:val="0"/>
-              </w:rPr>
-            </w:r>
-          </w:p>
+          <w:p/>
         </w:tc>
       </w:tr>
       <w:tr>
         <w:trPr>
           <w:trHeight w:val="490"/>
+          <w:jc w:val="center"/>
         </w:trPr>
         <w:tc>
           <w:tcPr>
-            <w:tcW w:w="2178" w:type="dxa"/>
+            <w:tcW w:w="3618" w:type="dxa"/>
             <w:vAlign w:val="center"/>
           </w:tcPr>
           <w:p>
             <w:r>
-              <w:rPr>
-                <w:b w:val="0"/>
-              </w:rPr>
               <w:t>Full-secondary winding resistance</w:t>
-            </w:r>
-          </w:p>
-        </w:tc>
-        <w:tc>
-          <w:tcPr>
-            <w:tcW w:w="2579" w:type="dxa"/>
-            <w:vAlign w:val="center"/>
-          </w:tcPr>
-          <w:p>
-            <w:r>
-              <w:rPr>
-                <w:b w:val="0"/>
-              </w:rPr>
             </w:r>
           </w:p>
         </w:tc>
@@ -466,55 +301,22 @@
             <w:tcW w:w="2809" w:type="dxa"/>
             <w:vAlign w:val="center"/>
           </w:tcPr>
-          <w:p>
-            <w:r>
-              <w:rPr>
-                <w:b w:val="0"/>
-              </w:rPr>
-            </w:r>
-          </w:p>
-        </w:tc>
-        <w:tc>
-          <w:tcPr>
-            <w:tcW w:w="3621" w:type="dxa"/>
-          </w:tcPr>
-          <w:p>
-            <w:r>
-              <w:rPr>
-                <w:b w:val="0"/>
-              </w:rPr>
-            </w:r>
-          </w:p>
+          <w:p/>
         </w:tc>
       </w:tr>
       <w:tr>
         <w:trPr>
           <w:trHeight w:val="490"/>
+          <w:jc w:val="center"/>
         </w:trPr>
         <w:tc>
           <w:tcPr>
-            <w:tcW w:w="2178" w:type="dxa"/>
+            <w:tcW w:w="3618" w:type="dxa"/>
             <w:vAlign w:val="center"/>
           </w:tcPr>
           <w:p>
             <w:r>
-              <w:rPr>
-                <w:b w:val="0"/>
-              </w:rPr>
               <w:t>Primary-to-secondary resistance</w:t>
-            </w:r>
-          </w:p>
-        </w:tc>
-        <w:tc>
-          <w:tcPr>
-            <w:tcW w:w="2579" w:type="dxa"/>
-            <w:vAlign w:val="center"/>
-          </w:tcPr>
-          <w:p>
-            <w:r>
-              <w:rPr>
-                <w:b w:val="0"/>
-              </w:rPr>
             </w:r>
           </w:p>
         </w:tc>
@@ -523,57 +325,23 @@
             <w:tcW w:w="2809" w:type="dxa"/>
             <w:vAlign w:val="center"/>
           </w:tcPr>
-          <w:p>
-            <w:r>
-              <w:rPr>
-                <w:b w:val="0"/>
-              </w:rPr>
-            </w:r>
-          </w:p>
-        </w:tc>
-        <w:tc>
-          <w:tcPr>
-            <w:tcW w:w="3621" w:type="dxa"/>
-          </w:tcPr>
-          <w:p>
-            <w:r>
-              <w:rPr>
-                <w:b w:val="0"/>
-              </w:rPr>
-            </w:r>
-          </w:p>
+          <w:p/>
         </w:tc>
       </w:tr>
       <w:tr>
         <w:trPr>
           <w:trHeight w:val="490"/>
+          <w:jc w:val="center"/>
         </w:trPr>
         <w:tc>
           <w:tcPr>
-            <w:tcW w:w="2178" w:type="dxa"/>
+            <w:tcW w:w="3618" w:type="dxa"/>
             <w:shd w:val="clear" w:color="auto" w:fill="EAF2F7"/>
             <w:vAlign w:val="center"/>
           </w:tcPr>
           <w:p>
             <w:r>
-              <w:rPr>
-                <w:b w:val="0"/>
-              </w:rPr>
               <w:t>Primary AC voltage (Vp)</w:t>
-            </w:r>
-          </w:p>
-        </w:tc>
-        <w:tc>
-          <w:tcPr>
-            <w:tcW w:w="2579" w:type="dxa"/>
-            <w:shd w:val="clear" w:color="auto" w:fill="EAF2F7"/>
-            <w:vAlign w:val="center"/>
-          </w:tcPr>
-          <w:p>
-            <w:r>
-              <w:rPr>
-                <w:b w:val="0"/>
-              </w:rPr>
             </w:r>
           </w:p>
         </w:tc>
@@ -583,58 +351,23 @@
             <w:shd w:val="clear" w:color="auto" w:fill="EAF2F7"/>
             <w:vAlign w:val="center"/>
           </w:tcPr>
-          <w:p>
-            <w:r>
-              <w:rPr>
-                <w:b w:val="0"/>
-              </w:rPr>
-            </w:r>
-          </w:p>
-        </w:tc>
-        <w:tc>
-          <w:tcPr>
-            <w:tcW w:w="3621" w:type="dxa"/>
-            <w:shd w:val="clear" w:color="auto" w:fill="EAF2F7"/>
-          </w:tcPr>
-          <w:p>
-            <w:r>
-              <w:rPr>
-                <w:b w:val="0"/>
-              </w:rPr>
-            </w:r>
-          </w:p>
+          <w:p/>
         </w:tc>
       </w:tr>
       <w:tr>
         <w:trPr>
           <w:trHeight w:val="490"/>
+          <w:jc w:val="center"/>
         </w:trPr>
         <w:tc>
           <w:tcPr>
-            <w:tcW w:w="2178" w:type="dxa"/>
+            <w:tcW w:w="3618" w:type="dxa"/>
             <w:shd w:val="clear" w:color="auto" w:fill="EAF2F7"/>
             <w:vAlign w:val="center"/>
           </w:tcPr>
           <w:p>
             <w:r>
-              <w:rPr>
-                <w:b w:val="0"/>
-              </w:rPr>
               <w:t>Secondary AC voltage (Vs)</w:t>
-            </w:r>
-          </w:p>
-        </w:tc>
-        <w:tc>
-          <w:tcPr>
-            <w:tcW w:w="2579" w:type="dxa"/>
-            <w:shd w:val="clear" w:color="auto" w:fill="EAF2F7"/>
-            <w:vAlign w:val="center"/>
-          </w:tcPr>
-          <w:p>
-            <w:r>
-              <w:rPr>
-                <w:b w:val="0"/>
-              </w:rPr>
             </w:r>
           </w:p>
         </w:tc>
@@ -644,59 +377,104 @@
             <w:shd w:val="clear" w:color="auto" w:fill="EAF2F7"/>
             <w:vAlign w:val="center"/>
           </w:tcPr>
-          <w:p>
-            <w:r>
-              <w:rPr>
-                <w:b w:val="0"/>
-              </w:rPr>
-            </w:r>
-          </w:p>
-        </w:tc>
-        <w:tc>
-          <w:tcPr>
-            <w:tcW w:w="3621" w:type="dxa"/>
-            <w:shd w:val="clear" w:color="auto" w:fill="EAF2F7"/>
-          </w:tcPr>
-          <w:p>
-            <w:r>
-              <w:rPr>
-                <w:b w:val="0"/>
-              </w:rPr>
-            </w:r>
-          </w:p>
+          <w:p/>
         </w:tc>
       </w:tr>
       <w:tr>
         <w:trPr>
           <w:trHeight w:val="490"/>
+          <w:jc w:val="center"/>
         </w:trPr>
         <w:tc>
           <w:tcPr>
-            <w:tcW w:w="2178" w:type="dxa"/>
+            <w:tcW w:w="3618" w:type="dxa"/>
             <w:shd w:val="clear" w:color="auto" w:fill="EAF2F7"/>
             <w:vAlign w:val="center"/>
           </w:tcPr>
           <w:p>
             <w:r>
-              <w:rPr>
-                <w:b w:val="0"/>
-              </w:rPr>
-              <w:t>Measured ratio (Vs / Vp)</w:t>
+              <w:t xml:space="preserve">Measured ratio </w:t>
             </w:r>
-          </w:p>
-        </w:tc>
-        <w:tc>
-          <w:tcPr>
-            <w:tcW w:w="2579" w:type="dxa"/>
-            <w:shd w:val="clear" w:color="auto" w:fill="EAF2F7"/>
-            <w:vAlign w:val="center"/>
-          </w:tcPr>
-          <w:p>
-            <w:r>
-              <w:rPr>
-                <w:b w:val="0"/>
-              </w:rPr>
-            </w:r>
+            <m:oMath>
+              <m:f>
+                <m:fPr>
+                  <m:ctrlPr>
+                    <w:rPr>
+                      <w:rFonts w:ascii="Cambria Math" w:hAnsi="Cambria Math"/>
+                      <w:i/>
+                    </w:rPr>
+                  </m:ctrlPr>
+                </m:fPr>
+                <m:num>
+                  <m:sSub>
+                    <m:sSubPr>
+                      <m:ctrlPr>
+                        <w:rPr>
+                          <w:rFonts w:ascii="Cambria Math" w:hAnsi="Cambria Math"/>
+                          <w:i/>
+                        </w:rPr>
+                      </m:ctrlPr>
+                    </m:sSubPr>
+                    <m:e>
+                      <m:r>
+                        <w:rPr>
+                          <w:rFonts w:ascii="Cambria Math" w:hAnsi="Cambria Math"/>
+                        </w:rPr>
+                        <m:t>V</m:t>
+                      </m:r>
+                    </m:e>
+                    <m:sub>
+                      <m:r>
+                        <w:rPr>
+                          <w:rFonts w:ascii="Cambria Math" w:hAnsi="Cambria Math"/>
+                        </w:rPr>
+                        <m:t>s,</m:t>
+                      </m:r>
+                      <m:r>
+                        <w:rPr>
+                          <w:rFonts w:ascii="Cambria Math" w:hAnsi="Cambria Math"/>
+                        </w:rPr>
+                        <m:t>meas</m:t>
+                      </m:r>
+                    </m:sub>
+                  </m:sSub>
+                </m:num>
+                <m:den>
+                  <m:sSub>
+                    <m:sSubPr>
+                      <m:ctrlPr>
+                        <w:rPr>
+                          <w:rFonts w:ascii="Cambria Math" w:hAnsi="Cambria Math"/>
+                          <w:i/>
+                        </w:rPr>
+                      </m:ctrlPr>
+                    </m:sSubPr>
+                    <m:e>
+                      <m:r>
+                        <w:rPr>
+                          <w:rFonts w:ascii="Cambria Math" w:hAnsi="Cambria Math"/>
+                        </w:rPr>
+                        <m:t>V</m:t>
+                      </m:r>
+                    </m:e>
+                    <m:sub>
+                      <m:r>
+                        <w:rPr>
+                          <w:rFonts w:ascii="Cambria Math" w:hAnsi="Cambria Math"/>
+                        </w:rPr>
+                        <m:t>p,</m:t>
+                      </m:r>
+                      <m:r>
+                        <w:rPr>
+                          <w:rFonts w:ascii="Cambria Math" w:hAnsi="Cambria Math"/>
+                        </w:rPr>
+                        <m:t>meas</m:t>
+                      </m:r>
+                    </m:sub>
+                  </m:sSub>
+                </m:den>
+              </m:f>
+            </m:oMath>
           </w:p>
         </w:tc>
         <w:tc>
@@ -705,26 +483,7 @@
             <w:shd w:val="clear" w:color="auto" w:fill="EAF2F7"/>
             <w:vAlign w:val="center"/>
           </w:tcPr>
-          <w:p>
-            <w:r>
-              <w:rPr>
-                <w:b w:val="0"/>
-              </w:rPr>
-            </w:r>
-          </w:p>
-        </w:tc>
-        <w:tc>
-          <w:tcPr>
-            <w:tcW w:w="3621" w:type="dxa"/>
-            <w:shd w:val="clear" w:color="auto" w:fill="EAF2F7"/>
-          </w:tcPr>
-          <w:p>
-            <w:r>
-              <w:rPr>
-                <w:b w:val="0"/>
-              </w:rPr>
-            </w:r>
-          </w:p>
+          <w:p/>
         </w:tc>
       </w:tr>
     </w:tbl>
@@ -736,13 +495,6 @@
           <w:iCs/>
         </w:rPr>
       </w:pPr>
-      <w:r>
-        <w:rPr>
-          <w:i/>
-          <w:iCs/>
-        </w:rPr>
-        <w:t>What does the primary-to-secondary resistance result demonstrate? What does it not prove?</w:t>
-      </w:r>
     </w:p>
     <w:p>
       <w:pPr>
@@ -760,7 +512,19 @@
         <w:t>How closely did the measured voltage ratio agree with the nameplate ratio?</w:t>
       </w:r>
     </w:p>
+    <w:p/>
     <w:p>
+      <w:pPr>
+        <w:spacing w:after="200"/>
+        <w:rPr>
+          <w:rFonts w:asciiTheme="majorHAnsi" w:eastAsiaTheme="majorEastAsia" w:hAnsiTheme="majorHAnsi" w:cstheme="majorBidi"/>
+          <w:b/>
+          <w:bCs/>
+          <w:color w:val="17324D"/>
+          <w:sz w:val="30"/>
+          <w:szCs w:val="28"/>
+        </w:rPr>
+      </w:pPr>
       <w:r>
         <w:br w:type="page"/>
       </w:r>
@@ -770,20 +534,13 @@
         <w:pStyle w:val="Heading1"/>
       </w:pPr>
       <w:r>
+        <w:lastRenderedPageBreak/>
         <w:t>Table 2 - Crosstalk Baseline and Orientation (20)</w:t>
-      </w:r>
-      <w:r>
-        <w:t xml:space="preserve"/>
       </w:r>
     </w:p>
     <w:p>
       <w:r>
         <w:t>Source settings: waveform __________  frequency __________  amplitude __________  offset __________</w:t>
-      </w:r>
-    </w:p>
-    <w:p>
-      <w:r>
-        <w:t>Geometry: parallel overlap __________  spacing __________  Recovery or fallback used? __________</w:t>
       </w:r>
     </w:p>
     <w:tbl>
@@ -831,7 +588,15 @@
                 <w:b/>
                 <w:color w:val="FFFFFF"/>
               </w:rPr>
-              <w:t>Source Vpp</w:t>
+              <w:t>Source V</w:t>
+            </w:r>
+            <w:r>
+              <w:rPr>
+                <w:b/>
+                <w:color w:val="FFFFFF"/>
+                <w:vertAlign w:val="subscript"/>
+              </w:rPr>
+              <w:t>pp</w:t>
             </w:r>
           </w:p>
         </w:tc>
@@ -847,7 +612,15 @@
                 <w:b/>
                 <w:color w:val="FFFFFF"/>
               </w:rPr>
-              <w:t>Neighbor Vpp</w:t>
+              <w:t>Neighbor V</w:t>
+            </w:r>
+            <w:r>
+              <w:rPr>
+                <w:b/>
+                <w:color w:val="FFFFFF"/>
+                <w:vertAlign w:val="subscript"/>
+              </w:rPr>
+              <w:t>pp</w:t>
             </w:r>
           </w:p>
         </w:tc>
@@ -863,7 +636,37 @@
                 <w:b/>
                 <w:color w:val="FFFFFF"/>
               </w:rPr>
-              <w:t>Vneighbor / Vsource</w:t>
+              <w:t>V</w:t>
+            </w:r>
+            <w:r>
+              <w:rPr>
+                <w:b/>
+                <w:color w:val="FFFFFF"/>
+                <w:vertAlign w:val="subscript"/>
+              </w:rPr>
+              <w:t>neighbor</w:t>
+            </w:r>
+            <w:r>
+              <w:rPr>
+                <w:b/>
+                <w:color w:val="FFFFFF"/>
+              </w:rPr>
+              <w:t xml:space="preserve"> / V</w:t>
+            </w:r>
+            <w:r>
+              <w:rPr>
+                <w:b/>
+                <w:color w:val="FFFFFF"/>
+                <w:vertAlign w:val="subscript"/>
+              </w:rPr>
+              <w:t>source</w:t>
+            </w:r>
+            <w:r>
+              <w:rPr>
+                <w:b/>
+                <w:color w:val="FFFFFF"/>
+              </w:rPr>
+              <w:t xml:space="preserve"> (%)</w:t>
             </w:r>
           </w:p>
         </w:tc>
@@ -880,9 +683,6 @@
           </w:tcPr>
           <w:p>
             <w:r>
-              <w:rPr>
-                <w:b w:val="0"/>
-              </w:rPr>
               <w:t>Source disabled</w:t>
             </w:r>
           </w:p>
@@ -893,13 +693,7 @@
             <w:shd w:val="clear" w:color="auto" w:fill="EAF2F7"/>
             <w:vAlign w:val="center"/>
           </w:tcPr>
-          <w:p>
-            <w:r>
-              <w:rPr>
-                <w:b w:val="0"/>
-              </w:rPr>
-            </w:r>
-          </w:p>
+          <w:p/>
         </w:tc>
         <w:tc>
           <w:tcPr>
@@ -907,13 +701,7 @@
             <w:shd w:val="clear" w:color="auto" w:fill="EAF2F7"/>
             <w:vAlign w:val="center"/>
           </w:tcPr>
-          <w:p>
-            <w:r>
-              <w:rPr>
-                <w:b w:val="0"/>
-              </w:rPr>
-            </w:r>
-          </w:p>
+          <w:p/>
         </w:tc>
         <w:tc>
           <w:tcPr>
@@ -921,13 +709,7 @@
             <w:shd w:val="clear" w:color="auto" w:fill="EAF2F7"/>
             <w:vAlign w:val="center"/>
           </w:tcPr>
-          <w:p>
-            <w:r>
-              <w:rPr>
-                <w:b w:val="0"/>
-              </w:rPr>
-            </w:r>
-          </w:p>
+          <w:p/>
         </w:tc>
       </w:tr>
       <w:tr>
@@ -941,9 +723,6 @@
           </w:tcPr>
           <w:p>
             <w:r>
-              <w:rPr>
-                <w:b w:val="0"/>
-              </w:rPr>
               <w:t>Parallel baseline</w:t>
             </w:r>
           </w:p>
@@ -953,39 +732,21 @@
             <w:tcW w:w="2664" w:type="dxa"/>
             <w:vAlign w:val="center"/>
           </w:tcPr>
-          <w:p>
-            <w:r>
-              <w:rPr>
-                <w:b w:val="0"/>
-              </w:rPr>
-            </w:r>
-          </w:p>
+          <w:p/>
         </w:tc>
         <w:tc>
           <w:tcPr>
             <w:tcW w:w="2676" w:type="dxa"/>
             <w:vAlign w:val="center"/>
           </w:tcPr>
-          <w:p>
-            <w:r>
-              <w:rPr>
-                <w:b w:val="0"/>
-              </w:rPr>
-            </w:r>
-          </w:p>
+          <w:p/>
         </w:tc>
         <w:tc>
           <w:tcPr>
             <w:tcW w:w="2735" w:type="dxa"/>
             <w:vAlign w:val="center"/>
           </w:tcPr>
-          <w:p>
-            <w:r>
-              <w:rPr>
-                <w:b w:val="0"/>
-              </w:rPr>
-            </w:r>
-          </w:p>
+          <w:p/>
         </w:tc>
       </w:tr>
       <w:tr>
@@ -1000,9 +761,6 @@
           </w:tcPr>
           <w:p>
             <w:r>
-              <w:rPr>
-                <w:b w:val="0"/>
-              </w:rPr>
               <w:t>90-degree crossing</w:t>
             </w:r>
           </w:p>
@@ -1013,13 +771,7 @@
             <w:shd w:val="clear" w:color="auto" w:fill="EAF2F7"/>
             <w:vAlign w:val="center"/>
           </w:tcPr>
-          <w:p>
-            <w:r>
-              <w:rPr>
-                <w:b w:val="0"/>
-              </w:rPr>
-            </w:r>
-          </w:p>
+          <w:p/>
         </w:tc>
         <w:tc>
           <w:tcPr>
@@ -1027,13 +779,7 @@
             <w:shd w:val="clear" w:color="auto" w:fill="EAF2F7"/>
             <w:vAlign w:val="center"/>
           </w:tcPr>
-          <w:p>
-            <w:r>
-              <w:rPr>
-                <w:b w:val="0"/>
-              </w:rPr>
-            </w:r>
-          </w:p>
+          <w:p/>
         </w:tc>
         <w:tc>
           <w:tcPr>
@@ -1041,13 +787,7 @@
             <w:shd w:val="clear" w:color="auto" w:fill="EAF2F7"/>
             <w:vAlign w:val="center"/>
           </w:tcPr>
-          <w:p>
-            <w:r>
-              <w:rPr>
-                <w:b w:val="0"/>
-              </w:rPr>
-            </w:r>
-          </w:p>
+          <w:p/>
         </w:tc>
       </w:tr>
       <w:tr>
@@ -1061,9 +801,6 @@
           </w:tcPr>
           <w:p>
             <w:r>
-              <w:rPr>
-                <w:b w:val="0"/>
-              </w:rPr>
               <w:t>Restored parallel baseline</w:t>
             </w:r>
           </w:p>
@@ -1073,39 +810,21 @@
             <w:tcW w:w="2664" w:type="dxa"/>
             <w:vAlign w:val="center"/>
           </w:tcPr>
-          <w:p>
-            <w:r>
-              <w:rPr>
-                <w:b w:val="0"/>
-              </w:rPr>
-            </w:r>
-          </w:p>
+          <w:p/>
         </w:tc>
         <w:tc>
           <w:tcPr>
             <w:tcW w:w="2676" w:type="dxa"/>
             <w:vAlign w:val="center"/>
           </w:tcPr>
-          <w:p>
-            <w:r>
-              <w:rPr>
-                <w:b w:val="0"/>
-              </w:rPr>
-            </w:r>
-          </w:p>
+          <w:p/>
         </w:tc>
         <w:tc>
           <w:tcPr>
             <w:tcW w:w="2735" w:type="dxa"/>
             <w:vAlign w:val="center"/>
           </w:tcPr>
-          <w:p>
-            <w:r>
-              <w:rPr>
-                <w:b w:val="0"/>
-              </w:rPr>
-            </w:r>
-          </w:p>
+          <w:p/>
         </w:tc>
       </w:tr>
     </w:tbl>
@@ -1122,7 +841,14 @@
           <w:i/>
           <w:iCs/>
         </w:rPr>
-        <w:t>Did the 90-degree crossing reduce crosstalk? Cite the measurements and explain why restoring the baseline matters.</w:t>
+        <w:t xml:space="preserve">Did the 90-degree crossing reduce crosstalk? </w:t>
+      </w:r>
+      <w:r>
+        <w:rPr>
+          <w:i/>
+          <w:iCs/>
+        </w:rPr>
+        <w:t>Why?</w:t>
       </w:r>
     </w:p>
     <w:p>
@@ -1136,9 +862,6 @@
       </w:pPr>
       <w:r>
         <w:t>Table 3 - Neighbor-Line Resistance and Crosstalk (25)</w:t>
-      </w:r>
-      <w:r>
-        <w:t xml:space="preserve"/>
       </w:r>
     </w:p>
     <w:tbl>
@@ -1202,7 +925,15 @@
                 <w:b/>
                 <w:color w:val="FFFFFF"/>
               </w:rPr>
-              <w:t>Source Vpp</w:t>
+              <w:t>Source V</w:t>
+            </w:r>
+            <w:r>
+              <w:rPr>
+                <w:b/>
+                <w:color w:val="FFFFFF"/>
+                <w:vertAlign w:val="subscript"/>
+              </w:rPr>
+              <w:t>pp</w:t>
             </w:r>
           </w:p>
         </w:tc>
@@ -1218,7 +949,15 @@
                 <w:b/>
                 <w:color w:val="FFFFFF"/>
               </w:rPr>
-              <w:t>Neighbor Vpp</w:t>
+              <w:t>Neighbor V</w:t>
+            </w:r>
+            <w:r>
+              <w:rPr>
+                <w:b/>
+                <w:color w:val="FFFFFF"/>
+                <w:vertAlign w:val="subscript"/>
+              </w:rPr>
+              <w:t>pp</w:t>
             </w:r>
           </w:p>
         </w:tc>
@@ -1234,9 +973,6 @@
           </w:tcPr>
           <w:p>
             <w:r>
-              <w:rPr>
-                <w:b w:val="0"/>
-              </w:rPr>
               <w:t>High-value neighbor resistor</w:t>
             </w:r>
           </w:p>
@@ -1246,39 +982,21 @@
             <w:tcW w:w="2664" w:type="dxa"/>
             <w:vAlign w:val="center"/>
           </w:tcPr>
-          <w:p>
-            <w:r>
-              <w:rPr>
-                <w:b w:val="0"/>
-              </w:rPr>
-            </w:r>
-          </w:p>
+          <w:p/>
         </w:tc>
         <w:tc>
           <w:tcPr>
             <w:tcW w:w="2676" w:type="dxa"/>
             <w:vAlign w:val="center"/>
           </w:tcPr>
-          <w:p>
-            <w:r>
-              <w:rPr>
-                <w:b w:val="0"/>
-              </w:rPr>
-            </w:r>
-          </w:p>
+          <w:p/>
         </w:tc>
         <w:tc>
           <w:tcPr>
             <w:tcW w:w="2735" w:type="dxa"/>
             <w:vAlign w:val="center"/>
           </w:tcPr>
-          <w:p>
-            <w:r>
-              <w:rPr>
-                <w:b w:val="0"/>
-              </w:rPr>
-            </w:r>
-          </w:p>
+          <w:p/>
         </w:tc>
       </w:tr>
       <w:tr>
@@ -1293,9 +1011,6 @@
           </w:tcPr>
           <w:p>
             <w:r>
-              <w:rPr>
-                <w:b w:val="0"/>
-              </w:rPr>
               <w:t>Low-value neighbor resistor</w:t>
             </w:r>
           </w:p>
@@ -1306,13 +1021,7 @@
             <w:shd w:val="clear" w:color="auto" w:fill="EAF2F7"/>
             <w:vAlign w:val="center"/>
           </w:tcPr>
-          <w:p>
-            <w:r>
-              <w:rPr>
-                <w:b w:val="0"/>
-              </w:rPr>
-            </w:r>
-          </w:p>
+          <w:p/>
         </w:tc>
         <w:tc>
           <w:tcPr>
@@ -1320,13 +1029,7 @@
             <w:shd w:val="clear" w:color="auto" w:fill="EAF2F7"/>
             <w:vAlign w:val="center"/>
           </w:tcPr>
-          <w:p>
-            <w:r>
-              <w:rPr>
-                <w:b w:val="0"/>
-              </w:rPr>
-            </w:r>
-          </w:p>
+          <w:p/>
         </w:tc>
         <w:tc>
           <w:tcPr>
@@ -1334,19 +1037,120 @@
             <w:shd w:val="clear" w:color="auto" w:fill="EAF2F7"/>
             <w:vAlign w:val="center"/>
           </w:tcPr>
-          <w:p>
-            <w:r>
-              <w:rPr>
-                <w:b w:val="0"/>
-              </w:rPr>
-            </w:r>
-          </w:p>
+          <w:p/>
         </w:tc>
       </w:tr>
     </w:tbl>
     <w:p>
+      <w:pPr>
+        <w:jc w:val="center"/>
+      </w:pPr>
+      <m:oMath>
+        <m:r>
+          <w:rPr>
+            <w:rFonts w:ascii="Cambria Math" w:hAnsi="Cambria Math"/>
+          </w:rPr>
+          <m:t>Neighbor</m:t>
+        </m:r>
+        <m:r>
+          <w:rPr>
+            <w:rFonts w:ascii="Cambria Math" w:hAnsi="Cambria Math"/>
+          </w:rPr>
+          <m:t xml:space="preserve"> V</m:t>
+        </m:r>
+        <m:r>
+          <w:rPr>
+            <w:rFonts w:ascii="Cambria Math" w:hAnsi="Cambria Math"/>
+          </w:rPr>
+          <m:t xml:space="preserve">oltage </m:t>
+        </m:r>
+        <m:r>
+          <w:rPr>
+            <w:rFonts w:ascii="Cambria Math" w:hAnsi="Cambria Math"/>
+          </w:rPr>
+          <m:t>R</m:t>
+        </m:r>
+        <m:r>
+          <w:rPr>
+            <w:rFonts w:ascii="Cambria Math" w:hAnsi="Cambria Math"/>
+          </w:rPr>
+          <m:t xml:space="preserve">eduction = 100(1 - </m:t>
+        </m:r>
+        <m:f>
+          <m:fPr>
+            <m:ctrlPr>
+              <w:rPr>
+                <w:rFonts w:ascii="Cambria Math" w:hAnsi="Cambria Math"/>
+                <w:i/>
+              </w:rPr>
+            </m:ctrlPr>
+          </m:fPr>
+          <m:num>
+            <m:sSub>
+              <m:sSubPr>
+                <m:ctrlPr>
+                  <w:rPr>
+                    <w:rFonts w:ascii="Cambria Math" w:hAnsi="Cambria Math"/>
+                    <w:i/>
+                  </w:rPr>
+                </m:ctrlPr>
+              </m:sSubPr>
+              <m:e>
+                <m:r>
+                  <w:rPr>
+                    <w:rFonts w:ascii="Cambria Math" w:hAnsi="Cambria Math"/>
+                  </w:rPr>
+                  <m:t>V</m:t>
+                </m:r>
+              </m:e>
+              <m:sub>
+                <m:r>
+                  <w:rPr>
+                    <w:rFonts w:ascii="Cambria Math" w:hAnsi="Cambria Math"/>
+                  </w:rPr>
+                  <m:t>low</m:t>
+                </m:r>
+              </m:sub>
+            </m:sSub>
+          </m:num>
+          <m:den>
+            <m:sSub>
+              <m:sSubPr>
+                <m:ctrlPr>
+                  <w:rPr>
+                    <w:rFonts w:ascii="Cambria Math" w:hAnsi="Cambria Math"/>
+                    <w:i/>
+                  </w:rPr>
+                </m:ctrlPr>
+              </m:sSubPr>
+              <m:e>
+                <m:r>
+                  <w:rPr>
+                    <w:rFonts w:ascii="Cambria Math" w:hAnsi="Cambria Math"/>
+                  </w:rPr>
+                  <m:t>V</m:t>
+                </m:r>
+              </m:e>
+              <m:sub>
+                <m:r>
+                  <w:rPr>
+                    <w:rFonts w:ascii="Cambria Math" w:hAnsi="Cambria Math"/>
+                  </w:rPr>
+                  <m:t>high</m:t>
+                </m:r>
+              </m:sub>
+            </m:sSub>
+          </m:den>
+        </m:f>
+        <m:r>
+          <w:rPr>
+            <w:rFonts w:ascii="Cambria Math" w:hAnsi="Cambria Math"/>
+          </w:rPr>
+          <m:t>)</m:t>
+        </m:r>
+      </m:oMath>
       <w:r>
-        <w:t>Neighbor-voltage reduction = 100(1 - Vlow / Vhigh) = __________________ %</w:t>
+        <w:t xml:space="preserve"> = __________________ %</w:t>
       </w:r>
     </w:p>
     <w:p>
@@ -1362,7 +1166,7 @@
           <w:i/>
           <w:iCs/>
         </w:rPr>
-        <w:t>How did lower neighbor-line resistance affect crosstalk? State the evidence and one design tradeoff.</w:t>
+        <w:t xml:space="preserve">How did lower neighbor-line resistance affect crosstalk? </w:t>
       </w:r>
     </w:p>
     <w:p>
@@ -1375,10 +1179,8 @@
         <w:pStyle w:val="Heading1"/>
       </w:pPr>
       <w:r>
+        <w:lastRenderedPageBreak/>
         <w:t>Evidence (15)</w:t>
-      </w:r>
-      <w:r>
-        <w:t xml:space="preserve"/>
       </w:r>
     </w:p>
     <w:p>
@@ -1402,8 +1204,14 @@
     <w:p>
       <w:r>
         <w:br/>
+      </w:r>
+      <w:r>
         <w:br/>
+      </w:r>
+      <w:r>
         <w:br/>
+      </w:r>
+      <w:r>
         <w:br/>
       </w:r>
     </w:p>
@@ -1417,14 +1225,20 @@
     </w:p>
     <w:p>
       <w:r>
-        <w:t>Pictured: Parallel source and neighbor conductors with readable Channel 1 and Channel 2 measurements.</w:t>
+        <w:t>Pictured: Parallel source and neighbor conductors with Channel 1 and Channel 2 measurements.</w:t>
       </w:r>
     </w:p>
     <w:p>
       <w:r>
         <w:br/>
+      </w:r>
+      <w:r>
         <w:br/>
+      </w:r>
+      <w:r>
         <w:br/>
+      </w:r>
+      <w:r>
         <w:br/>
       </w:r>
     </w:p>
@@ -1433,19 +1247,40 @@
         <w:pStyle w:val="Heading2"/>
       </w:pPr>
       <w:r>
-        <w:t>Lowest-Crosstalk Condition</w:t>
+        <w:t>Crosstalk Condition</w:t>
+      </w:r>
+      <w:r>
+        <w:t>: Lower Resistance</w:t>
       </w:r>
     </w:p>
     <w:p>
       <w:r>
-        <w:t>Pictured: The tested condition that produced the lowest repeatable neighbor-line voltage.</w:t>
+        <w:t xml:space="preserve">Pictured: The tested condition </w:t>
+      </w:r>
+      <w:r>
+        <w:t>that has the lower n</w:t>
+      </w:r>
+      <w:r>
+        <w:t xml:space="preserve">eighbor-line </w:t>
+      </w:r>
+      <w:r>
+        <w:t>resistance</w:t>
+      </w:r>
+      <w:r>
+        <w:t>.</w:t>
       </w:r>
     </w:p>
     <w:p>
       <w:r>
         <w:br/>
+      </w:r>
+      <w:r>
         <w:br/>
+      </w:r>
+      <w:r>
         <w:br/>
+      </w:r>
+      <w:r>
         <w:br/>
       </w:r>
     </w:p>
@@ -1459,10 +1294,8 @@
         <w:pStyle w:val="Heading1"/>
       </w:pPr>
       <w:r>
+        <w:lastRenderedPageBreak/>
         <w:t>Conclusion (15)</w:t>
-      </w:r>
-      <w:r>
-        <w:t xml:space="preserve"/>
       </w:r>
     </w:p>
     <w:p>
@@ -1477,42 +1310,7 @@
           <w:i/>
           <w:iCs/>
         </w:rPr>
-        <w:t xml:space="preserve">Give a summary of what you did and learned. In addition, answer these questions:</w:t>
-      </w:r>
-      <w:r>
-        <w:rPr>
-          <w:i/>
-          <w:iCs/>
-        </w:rPr>
-        <w:t/>
-      </w:r>
-      <w:r>
-        <w:rPr>
-          <w:i/>
-          <w:iCs/>
-        </w:rPr>
-        <w:t xml:space="preserve"/>
-      </w:r>
-      <w:r>
-        <w:rPr>
-          <w:i/>
-          <w:iCs/>
-        </w:rPr>
-        <w:t xml:space="preserve"/>
-      </w:r>
-      <w:r>
-        <w:rPr>
-          <w:i/>
-          <w:iCs/>
-        </w:rPr>
-        <w:t/>
-      </w:r>
-      <w:r>
-        <w:rPr>
-          <w:i/>
-          <w:iCs/>
-        </w:rPr>
-        <w:t xml:space="preserve"/>
+        <w:t>Give a summary of what you did in this lab. What was easy to do? What was difficult? What did you learn this lab? In addition, answer these questions:</w:t>
       </w:r>
     </w:p>
     <w:p>
@@ -1532,14 +1330,7 @@
           <w:i/>
           <w:iCs/>
         </w:rPr>
-        <w:t xml:space="preserve">How did the transformer demonstrate intentional coupling without a direct DC path between windings?</w:t>
-      </w:r>
-      <w:r>
-        <w:rPr>
-          <w:i/>
-          <w:iCs/>
-        </w:rPr>
-        <w:t/>
+        <w:t>How did the transformer demonstrate intentional coupling without a direct DC path between windings?</w:t>
       </w:r>
     </w:p>
     <w:p>
@@ -1559,68 +1350,7 @@
           <w:i/>
           <w:iCs/>
         </w:rPr>
-        <w:t xml:space="preserve">How did the source-off check support the conclusion that the neighbor waveform came from the source line?</w:t>
-      </w:r>
-      <w:r>
-        <w:rPr>
-          <w:i/>
-          <w:iCs/>
-        </w:rPr>
-        <w:t/>
-      </w:r>
-    </w:p>
-    <w:p>
-      <w:pPr>
-        <w:pStyle w:val="ListParagraph"/>
-        <w:numPr>
-          <w:ilvl w:val="0"/>
-          <w:numId w:val="10"/>
-        </w:numPr>
-        <w:rPr>
-          <w:i/>
-          <w:iCs/>
-        </w:rPr>
-      </w:pPr>
-      <w:r>
-        <w:rPr>
-          <w:i/>
-          <w:iCs/>
-        </w:rPr>
-        <w:t xml:space="preserve">Which tested change reduced crosstalk most, and what quantitative evidence supports that conclusion?</w:t>
-      </w:r>
-      <w:r>
-        <w:rPr>
-          <w:i/>
-          <w:iCs/>
-        </w:rPr>
-        <w:t/>
-      </w:r>
-    </w:p>
-    <w:p>
-      <w:pPr>
-        <w:pStyle w:val="ListParagraph"/>
-        <w:numPr>
-          <w:ilvl w:val="0"/>
-          <w:numId w:val="10"/>
-        </w:numPr>
-        <w:rPr>
-          <w:i/>
-          <w:iCs/>
-        </w:rPr>
-      </w:pPr>
-      <w:r>
-        <w:rPr>
-          <w:i/>
-          <w:iCs/>
-        </w:rPr>
-        <w:t xml:space="preserve">What is one broader claim about isolation or signal containment that this lab does not prove?</w:t>
-      </w:r>
-      <w:r>
-        <w:rPr>
-          <w:i/>
-          <w:iCs/>
-        </w:rPr>
-        <w:t/>
+        <w:t>Which tested change reduced crosstalk most, and what quantitative evidence supports that conclusion?</w:t>
       </w:r>
     </w:p>
     <w:sectPr>
@@ -1636,7 +1366,7 @@
 </file>
 
 <file path=word/endnotes.xml><?xml version="1.0" encoding="utf-8"?>
-<w:endnotes xmlns:wpc="http://schemas.microsoft.com/office/word/2010/wordprocessingCanvas" xmlns:cx="http://schemas.microsoft.com/office/drawing/2014/chartex" xmlns:cx1="http://schemas.microsoft.com/office/drawing/2015/9/8/chartex" xmlns:cx2="http://schemas.microsoft.com/office/drawing/2015/10/21/chartex" xmlns:cx3="http://schemas.microsoft.com/office/drawing/2016/5/9/chartex" xmlns:cx4="http://schemas.microsoft.com/office/drawing/2016/5/10/chartex" xmlns:cx5="http://schemas.microsoft.com/office/drawing/2016/5/11/chartex" xmlns:cx6="http://schemas.microsoft.com/office/drawing/2016/5/12/chartex" xmlns:cx7="http://schemas.microsoft.com/office/drawing/2016/5/13/chartex" xmlns:cx8="http://schemas.microsoft.com/office/drawing/2016/5/14/chartex" xmlns:mc="http://schemas.openxmlformats.org/markup-compatibility/2006" xmlns:aink="http://schemas.microsoft.com/office/drawing/2016/ink" xmlns:am3d="http://schemas.microsoft.com/office/drawing/2017/model3d" xmlns:o="urn:schemas-microsoft-com:office:office" xmlns:oel="http://schemas.microsoft.com/office/2019/extlst" xmlns:r="http://schemas.openxmlformats.org/officeDocument/2006/relationships" xmlns:m="http://schemas.openxmlformats.org/officeDocument/2006/math" xmlns:v="urn:schemas-microsoft-com:vml" xmlns:wp14="http://schemas.microsoft.com/office/word/2010/wordprocessingDrawing" xmlns:wp="http://schemas.openxmlformats.org/drawingml/2006/wordprocessingDrawing" xmlns:w10="urn:schemas-microsoft-com:office:word" xmlns:w="http://schemas.openxmlformats.org/wordprocessingml/2006/main" xmlns:w14="http://schemas.microsoft.com/office/word/2010/wordml" xmlns:w15="http://schemas.microsoft.com/office/word/2012/wordml" xmlns:w16cex="http://schemas.microsoft.com/office/word/2018/wordml/cex" xmlns:w16cid="http://schemas.microsoft.com/office/word/2016/wordml/cid" xmlns:w16="http://schemas.microsoft.com/office/word/2018/wordml" xmlns:w16du="http://schemas.microsoft.com/office/word/2023/wordml/word16du" xmlns:w16sdtdh="http://schemas.microsoft.com/office/word/2020/wordml/sdtdatahash" xmlns:w16sdtfl="http://schemas.microsoft.com/office/word/2024/wordml/sdtformatlock" xmlns:w16se="http://schemas.microsoft.com/office/word/2015/wordml/symex" xmlns:wpg="http://schemas.microsoft.com/office/word/2010/wordprocessingGroup" xmlns:wpi="http://schemas.microsoft.com/office/word/2010/wordprocessingInk" xmlns:wne="http://schemas.microsoft.com/office/word/2006/wordml" xmlns:wps="http://schemas.microsoft.com/office/word/2010/wordprocessingShape" mc:Ignorable="w14 w15 w16se w16cid w16 w16cex w16sdtdh w16sdtfl w16du wp14">
+<w:endnotes xmlns:wpc="http://schemas.microsoft.com/office/word/2010/wordprocessingCanvas" xmlns:cx="http://schemas.microsoft.com/office/drawing/2014/chartex" xmlns:cx1="http://schemas.microsoft.com/office/drawing/2015/9/8/chartex" xmlns:cx2="http://schemas.microsoft.com/office/drawing/2015/10/21/chartex" xmlns:cx3="http://schemas.microsoft.com/office/drawing/2016/5/9/chartex" xmlns:cx4="http://schemas.microsoft.com/office/drawing/2016/5/10/chartex" xmlns:cx5="http://schemas.microsoft.com/office/drawing/2016/5/11/chartex" xmlns:cx6="http://schemas.microsoft.com/office/drawing/2016/5/12/chartex" xmlns:cx7="http://schemas.microsoft.com/office/drawing/2016/5/13/chartex" xmlns:cx8="http://schemas.microsoft.com/office/drawing/2016/5/14/chartex" xmlns:mc="http://schemas.openxmlformats.org/markup-compatibility/2006" xmlns:aink="http://schemas.microsoft.com/office/drawing/2016/ink" xmlns:am3d="http://schemas.microsoft.com/office/drawing/2017/model3d" xmlns:o="urn:schemas-microsoft-com:office:office" xmlns:oel="http://schemas.microsoft.com/office/2019/extlst" xmlns:r="http://schemas.openxmlformats.org/officeDocument/2006/relationships" xmlns:m="http://schemas.openxmlformats.org/officeDocument/2006/math" xmlns:v="urn:schemas-microsoft-com:vml" xmlns:wp14="http://schemas.microsoft.com/office/word/2010/wordprocessingDrawing" xmlns:wp="http://schemas.openxmlformats.org/drawingml/2006/wordprocessingDrawing" xmlns:w10="urn:schemas-microsoft-com:office:word" xmlns:w="http://schemas.openxmlformats.org/wordprocessingml/2006/main" xmlns:w14="http://schemas.microsoft.com/office/word/2010/wordml" xmlns:w15="http://schemas.microsoft.com/office/word/2012/wordml" xmlns:w16cex="http://schemas.microsoft.com/office/word/2018/wordml/cex" xmlns:w16cid="http://schemas.microsoft.com/office/word/2016/wordml/cid" xmlns:w16="http://schemas.microsoft.com/office/word/2018/wordml" xmlns:w16du="http://schemas.microsoft.com/office/word/2023/wordml/word16du" xmlns:w16sdtdh="http://schemas.microsoft.com/office/word/2020/wordml/sdtdatahash" xmlns:w16se="http://schemas.microsoft.com/office/word/2015/wordml/symex" xmlns:wpg="http://schemas.microsoft.com/office/word/2010/wordprocessingGroup" xmlns:wpi="http://schemas.microsoft.com/office/word/2010/wordprocessingInk" xmlns:wne="http://schemas.microsoft.com/office/word/2006/wordml" xmlns:wps="http://schemas.microsoft.com/office/word/2010/wordprocessingShape" mc:Ignorable="w14 w15 w16se w16cid w16 w16cex w16sdtdh w16du wp14">
   <w:endnote w:type="separator" w:id="-1">
     <w:p>
       <w:pPr>
@@ -1661,7 +1391,7 @@
 </file>
 
 <file path=word/footer1.xml><?xml version="1.0" encoding="utf-8"?>
-<w:ftr xmlns:wpc="http://schemas.microsoft.com/office/word/2010/wordprocessingCanvas" xmlns:cx="http://schemas.microsoft.com/office/drawing/2014/chartex" xmlns:cx1="http://schemas.microsoft.com/office/drawing/2015/9/8/chartex" xmlns:cx2="http://schemas.microsoft.com/office/drawing/2015/10/21/chartex" xmlns:cx3="http://schemas.microsoft.com/office/drawing/2016/5/9/chartex" xmlns:cx4="http://schemas.microsoft.com/office/drawing/2016/5/10/chartex" xmlns:cx5="http://schemas.microsoft.com/office/drawing/2016/5/11/chartex" xmlns:cx6="http://schemas.microsoft.com/office/drawing/2016/5/12/chartex" xmlns:cx7="http://schemas.microsoft.com/office/drawing/2016/5/13/chartex" xmlns:cx8="http://schemas.microsoft.com/office/drawing/2016/5/14/chartex" xmlns:mc="http://schemas.openxmlformats.org/markup-compatibility/2006" xmlns:aink="http://schemas.microsoft.com/office/drawing/2016/ink" xmlns:am3d="http://schemas.microsoft.com/office/drawing/2017/model3d" xmlns:o="urn:schemas-microsoft-com:office:office" xmlns:oel="http://schemas.microsoft.com/office/2019/extlst" xmlns:r="http://schemas.openxmlformats.org/officeDocument/2006/relationships" xmlns:m="http://schemas.openxmlformats.org/officeDocument/2006/math" xmlns:v="urn:schemas-microsoft-com:vml" xmlns:wp14="http://schemas.microsoft.com/office/word/2010/wordprocessingDrawing" xmlns:wp="http://schemas.openxmlformats.org/drawingml/2006/wordprocessingDrawing" xmlns:w10="urn:schemas-microsoft-com:office:word" xmlns:w="http://schemas.openxmlformats.org/wordprocessingml/2006/main" xmlns:w14="http://schemas.microsoft.com/office/word/2010/wordml" xmlns:w15="http://schemas.microsoft.com/office/word/2012/wordml" xmlns:w16cex="http://schemas.microsoft.com/office/word/2018/wordml/cex" xmlns:w16cid="http://schemas.microsoft.com/office/word/2016/wordml/cid" xmlns:w16="http://schemas.microsoft.com/office/word/2018/wordml" xmlns:w16du="http://schemas.microsoft.com/office/word/2023/wordml/word16du" xmlns:w16sdtdh="http://schemas.microsoft.com/office/word/2020/wordml/sdtdatahash" xmlns:w16sdtfl="http://schemas.microsoft.com/office/word/2024/wordml/sdtformatlock" xmlns:w16se="http://schemas.microsoft.com/office/word/2015/wordml/symex" xmlns:wpg="http://schemas.microsoft.com/office/word/2010/wordprocessingGroup" xmlns:wpi="http://schemas.microsoft.com/office/word/2010/wordprocessingInk" xmlns:wne="http://schemas.microsoft.com/office/word/2006/wordml" xmlns:wps="http://schemas.microsoft.com/office/word/2010/wordprocessingShape" mc:Ignorable="w14 w15 w16se w16cid w16 w16cex w16sdtdh w16sdtfl w16du wp14">
+<w:ftr xmlns:wpc="http://schemas.microsoft.com/office/word/2010/wordprocessingCanvas" xmlns:cx="http://schemas.microsoft.com/office/drawing/2014/chartex" xmlns:cx1="http://schemas.microsoft.com/office/drawing/2015/9/8/chartex" xmlns:cx2="http://schemas.microsoft.com/office/drawing/2015/10/21/chartex" xmlns:cx3="http://schemas.microsoft.com/office/drawing/2016/5/9/chartex" xmlns:cx4="http://schemas.microsoft.com/office/drawing/2016/5/10/chartex" xmlns:cx5="http://schemas.microsoft.com/office/drawing/2016/5/11/chartex" xmlns:cx6="http://schemas.microsoft.com/office/drawing/2016/5/12/chartex" xmlns:cx7="http://schemas.microsoft.com/office/drawing/2016/5/13/chartex" xmlns:cx8="http://schemas.microsoft.com/office/drawing/2016/5/14/chartex" xmlns:mc="http://schemas.openxmlformats.org/markup-compatibility/2006" xmlns:aink="http://schemas.microsoft.com/office/drawing/2016/ink" xmlns:am3d="http://schemas.microsoft.com/office/drawing/2017/model3d" xmlns:o="urn:schemas-microsoft-com:office:office" xmlns:oel="http://schemas.microsoft.com/office/2019/extlst" xmlns:r="http://schemas.openxmlformats.org/officeDocument/2006/relationships" xmlns:m="http://schemas.openxmlformats.org/officeDocument/2006/math" xmlns:v="urn:schemas-microsoft-com:vml" xmlns:wp14="http://schemas.microsoft.com/office/word/2010/wordprocessingDrawing" xmlns:wp="http://schemas.openxmlformats.org/drawingml/2006/wordprocessingDrawing" xmlns:w10="urn:schemas-microsoft-com:office:word" xmlns:w="http://schemas.openxmlformats.org/wordprocessingml/2006/main" xmlns:w14="http://schemas.microsoft.com/office/word/2010/wordml" xmlns:w15="http://schemas.microsoft.com/office/word/2012/wordml" xmlns:w16cex="http://schemas.microsoft.com/office/word/2018/wordml/cex" xmlns:w16cid="http://schemas.microsoft.com/office/word/2016/wordml/cid" xmlns:w16="http://schemas.microsoft.com/office/word/2018/wordml" xmlns:w16du="http://schemas.microsoft.com/office/word/2023/wordml/word16du" xmlns:w16sdtdh="http://schemas.microsoft.com/office/word/2020/wordml/sdtdatahash" xmlns:w16se="http://schemas.microsoft.com/office/word/2015/wordml/symex" xmlns:wpg="http://schemas.microsoft.com/office/word/2010/wordprocessingGroup" xmlns:wpi="http://schemas.microsoft.com/office/word/2010/wordprocessingInk" xmlns:wne="http://schemas.microsoft.com/office/word/2006/wordml" xmlns:wps="http://schemas.microsoft.com/office/word/2010/wordprocessingShape" mc:Ignorable="w14 w15 w16se w16cid w16 w16cex w16sdtdh w16du wp14">
   <w:p>
     <w:pPr>
       <w:pStyle w:val="Footer"/>
@@ -1693,7 +1423,7 @@
 </file>
 
 <file path=word/footnotes.xml><?xml version="1.0" encoding="utf-8"?>
-<w:footnotes xmlns:wpc="http://schemas.microsoft.com/office/word/2010/wordprocessingCanvas" xmlns:cx="http://schemas.microsoft.com/office/drawing/2014/chartex" xmlns:cx1="http://schemas.microsoft.com/office/drawing/2015/9/8/chartex" xmlns:cx2="http://schemas.microsoft.com/office/drawing/2015/10/21/chartex" xmlns:cx3="http://schemas.microsoft.com/office/drawing/2016/5/9/chartex" xmlns:cx4="http://schemas.microsoft.com/office/drawing/2016/5/10/chartex" xmlns:cx5="http://schemas.microsoft.com/office/drawing/2016/5/11/chartex" xmlns:cx6="http://schemas.microsoft.com/office/drawing/2016/5/12/chartex" xmlns:cx7="http://schemas.microsoft.com/office/drawing/2016/5/13/chartex" xmlns:cx8="http://schemas.microsoft.com/office/drawing/2016/5/14/chartex" xmlns:mc="http://schemas.openxmlformats.org/markup-compatibility/2006" xmlns:aink="http://schemas.microsoft.com/office/drawing/2016/ink" xmlns:am3d="http://schemas.microsoft.com/office/drawing/2017/model3d" xmlns:o="urn:schemas-microsoft-com:office:office" xmlns:oel="http://schemas.microsoft.com/office/2019/extlst" xmlns:r="http://schemas.openxmlformats.org/officeDocument/2006/relationships" xmlns:m="http://schemas.openxmlformats.org/officeDocument/2006/math" xmlns:v="urn:schemas-microsoft-com:vml" xmlns:wp14="http://schemas.microsoft.com/office/word/2010/wordprocessingDrawing" xmlns:wp="http://schemas.openxmlformats.org/drawingml/2006/wordprocessingDrawing" xmlns:w10="urn:schemas-microsoft-com:office:word" xmlns:w="http://schemas.openxmlformats.org/wordprocessingml/2006/main" xmlns:w14="http://schemas.microsoft.com/office/word/2010/wordml" xmlns:w15="http://schemas.microsoft.com/office/word/2012/wordml" xmlns:w16cex="http://schemas.microsoft.com/office/word/2018/wordml/cex" xmlns:w16cid="http://schemas.microsoft.com/office/word/2016/wordml/cid" xmlns:w16="http://schemas.microsoft.com/office/word/2018/wordml" xmlns:w16du="http://schemas.microsoft.com/office/word/2023/wordml/word16du" xmlns:w16sdtdh="http://schemas.microsoft.com/office/word/2020/wordml/sdtdatahash" xmlns:w16sdtfl="http://schemas.microsoft.com/office/word/2024/wordml/sdtformatlock" xmlns:w16se="http://schemas.microsoft.com/office/word/2015/wordml/symex" xmlns:wpg="http://schemas.microsoft.com/office/word/2010/wordprocessingGroup" xmlns:wpi="http://schemas.microsoft.com/office/word/2010/wordprocessingInk" xmlns:wne="http://schemas.microsoft.com/office/word/2006/wordml" xmlns:wps="http://schemas.microsoft.com/office/word/2010/wordprocessingShape" mc:Ignorable="w14 w15 w16se w16cid w16 w16cex w16sdtdh w16sdtfl w16du wp14">
+<w:footnotes xmlns:wpc="http://schemas.microsoft.com/office/word/2010/wordprocessingCanvas" xmlns:cx="http://schemas.microsoft.com/office/drawing/2014/chartex" xmlns:cx1="http://schemas.microsoft.com/office/drawing/2015/9/8/chartex" xmlns:cx2="http://schemas.microsoft.com/office/drawing/2015/10/21/chartex" xmlns:cx3="http://schemas.microsoft.com/office/drawing/2016/5/9/chartex" xmlns:cx4="http://schemas.microsoft.com/office/drawing/2016/5/10/chartex" xmlns:cx5="http://schemas.microsoft.com/office/drawing/2016/5/11/chartex" xmlns:cx6="http://schemas.microsoft.com/office/drawing/2016/5/12/chartex" xmlns:cx7="http://schemas.microsoft.com/office/drawing/2016/5/13/chartex" xmlns:cx8="http://schemas.microsoft.com/office/drawing/2016/5/14/chartex" xmlns:mc="http://schemas.openxmlformats.org/markup-compatibility/2006" xmlns:aink="http://schemas.microsoft.com/office/drawing/2016/ink" xmlns:am3d="http://schemas.microsoft.com/office/drawing/2017/model3d" xmlns:o="urn:schemas-microsoft-com:office:office" xmlns:oel="http://schemas.microsoft.com/office/2019/extlst" xmlns:r="http://schemas.openxmlformats.org/officeDocument/2006/relationships" xmlns:m="http://schemas.openxmlformats.org/officeDocument/2006/math" xmlns:v="urn:schemas-microsoft-com:vml" xmlns:wp14="http://schemas.microsoft.com/office/word/2010/wordprocessingDrawing" xmlns:wp="http://schemas.openxmlformats.org/drawingml/2006/wordprocessingDrawing" xmlns:w10="urn:schemas-microsoft-com:office:word" xmlns:w="http://schemas.openxmlformats.org/wordprocessingml/2006/main" xmlns:w14="http://schemas.microsoft.com/office/word/2010/wordml" xmlns:w15="http://schemas.microsoft.com/office/word/2012/wordml" xmlns:w16cex="http://schemas.microsoft.com/office/word/2018/wordml/cex" xmlns:w16cid="http://schemas.microsoft.com/office/word/2016/wordml/cid" xmlns:w16="http://schemas.microsoft.com/office/word/2018/wordml" xmlns:w16du="http://schemas.microsoft.com/office/word/2023/wordml/word16du" xmlns:w16sdtdh="http://schemas.microsoft.com/office/word/2020/wordml/sdtdatahash" xmlns:w16se="http://schemas.microsoft.com/office/word/2015/wordml/symex" xmlns:wpg="http://schemas.microsoft.com/office/word/2010/wordprocessingGroup" xmlns:wpi="http://schemas.microsoft.com/office/word/2010/wordprocessingInk" xmlns:wne="http://schemas.microsoft.com/office/word/2006/wordml" xmlns:wps="http://schemas.microsoft.com/office/word/2010/wordprocessingShape" mc:Ignorable="w14 w15 w16se w16cid w16 w16cex w16sdtdh w16du wp14">
   <w:footnote w:type="separator" w:id="-1">
     <w:p>
       <w:pPr>
@@ -1718,7 +1448,7 @@
 </file>
 
 <file path=word/header1.xml><?xml version="1.0" encoding="utf-8"?>
-<w:hdr xmlns:wpc="http://schemas.microsoft.com/office/word/2010/wordprocessingCanvas" xmlns:cx="http://schemas.microsoft.com/office/drawing/2014/chartex" xmlns:cx1="http://schemas.microsoft.com/office/drawing/2015/9/8/chartex" xmlns:cx2="http://schemas.microsoft.com/office/drawing/2015/10/21/chartex" xmlns:cx3="http://schemas.microsoft.com/office/drawing/2016/5/9/chartex" xmlns:cx4="http://schemas.microsoft.com/office/drawing/2016/5/10/chartex" xmlns:cx5="http://schemas.microsoft.com/office/drawing/2016/5/11/chartex" xmlns:cx6="http://schemas.microsoft.com/office/drawing/2016/5/12/chartex" xmlns:cx7="http://schemas.microsoft.com/office/drawing/2016/5/13/chartex" xmlns:cx8="http://schemas.microsoft.com/office/drawing/2016/5/14/chartex" xmlns:mc="http://schemas.openxmlformats.org/markup-compatibility/2006" xmlns:aink="http://schemas.microsoft.com/office/drawing/2016/ink" xmlns:am3d="http://schemas.microsoft.com/office/drawing/2017/model3d" xmlns:o="urn:schemas-microsoft-com:office:office" xmlns:oel="http://schemas.microsoft.com/office/2019/extlst" xmlns:r="http://schemas.openxmlformats.org/officeDocument/2006/relationships" xmlns:m="http://schemas.openxmlformats.org/officeDocument/2006/math" xmlns:v="urn:schemas-microsoft-com:vml" xmlns:wp14="http://schemas.microsoft.com/office/word/2010/wordprocessingDrawing" xmlns:wp="http://schemas.openxmlformats.org/drawingml/2006/wordprocessingDrawing" xmlns:w10="urn:schemas-microsoft-com:office:word" xmlns:w="http://schemas.openxmlformats.org/wordprocessingml/2006/main" xmlns:w14="http://schemas.microsoft.com/office/word/2010/wordml" xmlns:w15="http://schemas.microsoft.com/office/word/2012/wordml" xmlns:w16cex="http://schemas.microsoft.com/office/word/2018/wordml/cex" xmlns:w16cid="http://schemas.microsoft.com/office/word/2016/wordml/cid" xmlns:w16="http://schemas.microsoft.com/office/word/2018/wordml" xmlns:w16du="http://schemas.microsoft.com/office/word/2023/wordml/word16du" xmlns:w16sdtdh="http://schemas.microsoft.com/office/word/2020/wordml/sdtdatahash" xmlns:w16sdtfl="http://schemas.microsoft.com/office/word/2024/wordml/sdtformatlock" xmlns:w16se="http://schemas.microsoft.com/office/word/2015/wordml/symex" xmlns:wpg="http://schemas.microsoft.com/office/word/2010/wordprocessingGroup" xmlns:wpi="http://schemas.microsoft.com/office/word/2010/wordprocessingInk" xmlns:wne="http://schemas.microsoft.com/office/word/2006/wordml" xmlns:wps="http://schemas.microsoft.com/office/word/2010/wordprocessingShape" mc:Ignorable="w14 w15 w16se w16cid w16 w16cex w16sdtdh w16sdtfl w16du wp14">
+<w:hdr xmlns:wpc="http://schemas.microsoft.com/office/word/2010/wordprocessingCanvas" xmlns:cx="http://schemas.microsoft.com/office/drawing/2014/chartex" xmlns:cx1="http://schemas.microsoft.com/office/drawing/2015/9/8/chartex" xmlns:cx2="http://schemas.microsoft.com/office/drawing/2015/10/21/chartex" xmlns:cx3="http://schemas.microsoft.com/office/drawing/2016/5/9/chartex" xmlns:cx4="http://schemas.microsoft.com/office/drawing/2016/5/10/chartex" xmlns:cx5="http://schemas.microsoft.com/office/drawing/2016/5/11/chartex" xmlns:cx6="http://schemas.microsoft.com/office/drawing/2016/5/12/chartex" xmlns:cx7="http://schemas.microsoft.com/office/drawing/2016/5/13/chartex" xmlns:cx8="http://schemas.microsoft.com/office/drawing/2016/5/14/chartex" xmlns:mc="http://schemas.openxmlformats.org/markup-compatibility/2006" xmlns:aink="http://schemas.microsoft.com/office/drawing/2016/ink" xmlns:am3d="http://schemas.microsoft.com/office/drawing/2017/model3d" xmlns:o="urn:schemas-microsoft-com:office:office" xmlns:oel="http://schemas.microsoft.com/office/2019/extlst" xmlns:r="http://schemas.openxmlformats.org/officeDocument/2006/relationships" xmlns:m="http://schemas.openxmlformats.org/officeDocument/2006/math" xmlns:v="urn:schemas-microsoft-com:vml" xmlns:wp14="http://schemas.microsoft.com/office/word/2010/wordprocessingDrawing" xmlns:wp="http://schemas.openxmlformats.org/drawingml/2006/wordprocessingDrawing" xmlns:w10="urn:schemas-microsoft-com:office:word" xmlns:w="http://schemas.openxmlformats.org/wordprocessingml/2006/main" xmlns:w14="http://schemas.microsoft.com/office/word/2010/wordml" xmlns:w15="http://schemas.microsoft.com/office/word/2012/wordml" xmlns:w16cex="http://schemas.microsoft.com/office/word/2018/wordml/cex" xmlns:w16cid="http://schemas.microsoft.com/office/word/2016/wordml/cid" xmlns:w16="http://schemas.microsoft.com/office/word/2018/wordml" xmlns:w16du="http://schemas.microsoft.com/office/word/2023/wordml/word16du" xmlns:w16sdtdh="http://schemas.microsoft.com/office/word/2020/wordml/sdtdatahash" xmlns:w16se="http://schemas.microsoft.com/office/word/2015/wordml/symex" xmlns:wpg="http://schemas.microsoft.com/office/word/2010/wordprocessingGroup" xmlns:wpi="http://schemas.microsoft.com/office/word/2010/wordprocessingInk" xmlns:wne="http://schemas.microsoft.com/office/word/2006/wordml" xmlns:wps="http://schemas.microsoft.com/office/word/2010/wordprocessingShape" mc:Ignorable="w14 w15 w16se w16cid w16 w16cex w16sdtdh w16du wp14">
   <w:p>
     <w:pPr>
       <w:pStyle w:val="Caption"/>
@@ -1731,7 +1461,7 @@
 </file>
 
 <file path=word/numbering.xml><?xml version="1.0" encoding="utf-8"?>
-<w:numbering xmlns:wpc="http://schemas.microsoft.com/office/word/2010/wordprocessingCanvas" xmlns:cx="http://schemas.microsoft.com/office/drawing/2014/chartex" xmlns:cx1="http://schemas.microsoft.com/office/drawing/2015/9/8/chartex" xmlns:cx2="http://schemas.microsoft.com/office/drawing/2015/10/21/chartex" xmlns:cx3="http://schemas.microsoft.com/office/drawing/2016/5/9/chartex" xmlns:cx4="http://schemas.microsoft.com/office/drawing/2016/5/10/chartex" xmlns:cx5="http://schemas.microsoft.com/office/drawing/2016/5/11/chartex" xmlns:cx6="http://schemas.microsoft.com/office/drawing/2016/5/12/chartex" xmlns:cx7="http://schemas.microsoft.com/office/drawing/2016/5/13/chartex" xmlns:cx8="http://schemas.microsoft.com/office/drawing/2016/5/14/chartex" xmlns:mc="http://schemas.openxmlformats.org/markup-compatibility/2006" xmlns:aink="http://schemas.microsoft.com/office/drawing/2016/ink" xmlns:am3d="http://schemas.microsoft.com/office/drawing/2017/model3d" xmlns:o="urn:schemas-microsoft-com:office:office" xmlns:oel="http://schemas.microsoft.com/office/2019/extlst" xmlns:r="http://schemas.openxmlformats.org/officeDocument/2006/relationships" xmlns:m="http://schemas.openxmlformats.org/officeDocument/2006/math" xmlns:v="urn:schemas-microsoft-com:vml" xmlns:wp14="http://schemas.microsoft.com/office/word/2010/wordprocessingDrawing" xmlns:wp="http://schemas.openxmlformats.org/drawingml/2006/wordprocessingDrawing" xmlns:w10="urn:schemas-microsoft-com:office:word" xmlns:w="http://schemas.openxmlformats.org/wordprocessingml/2006/main" xmlns:w14="http://schemas.microsoft.com/office/word/2010/wordml" xmlns:w15="http://schemas.microsoft.com/office/word/2012/wordml" xmlns:w16cex="http://schemas.microsoft.com/office/word/2018/wordml/cex" xmlns:w16cid="http://schemas.microsoft.com/office/word/2016/wordml/cid" xmlns:w16="http://schemas.microsoft.com/office/word/2018/wordml" xmlns:w16du="http://schemas.microsoft.com/office/word/2023/wordml/word16du" xmlns:w16sdtdh="http://schemas.microsoft.com/office/word/2020/wordml/sdtdatahash" xmlns:w16sdtfl="http://schemas.microsoft.com/office/word/2024/wordml/sdtformatlock" xmlns:w16se="http://schemas.microsoft.com/office/word/2015/wordml/symex" xmlns:wpg="http://schemas.microsoft.com/office/word/2010/wordprocessingGroup" xmlns:wpi="http://schemas.microsoft.com/office/word/2010/wordprocessingInk" xmlns:wne="http://schemas.microsoft.com/office/word/2006/wordml" xmlns:wps="http://schemas.microsoft.com/office/word/2010/wordprocessingShape" mc:Ignorable="w14 w15 w16se w16cid w16 w16cex w16sdtdh w16sdtfl w16du wp14">
+<w:numbering xmlns:wpc="http://schemas.microsoft.com/office/word/2010/wordprocessingCanvas" xmlns:cx="http://schemas.microsoft.com/office/drawing/2014/chartex" xmlns:cx1="http://schemas.microsoft.com/office/drawing/2015/9/8/chartex" xmlns:cx2="http://schemas.microsoft.com/office/drawing/2015/10/21/chartex" xmlns:cx3="http://schemas.microsoft.com/office/drawing/2016/5/9/chartex" xmlns:cx4="http://schemas.microsoft.com/office/drawing/2016/5/10/chartex" xmlns:cx5="http://schemas.microsoft.com/office/drawing/2016/5/11/chartex" xmlns:cx6="http://schemas.microsoft.com/office/drawing/2016/5/12/chartex" xmlns:cx7="http://schemas.microsoft.com/office/drawing/2016/5/13/chartex" xmlns:cx8="http://schemas.microsoft.com/office/drawing/2016/5/14/chartex" xmlns:mc="http://schemas.openxmlformats.org/markup-compatibility/2006" xmlns:aink="http://schemas.microsoft.com/office/drawing/2016/ink" xmlns:am3d="http://schemas.microsoft.com/office/drawing/2017/model3d" xmlns:o="urn:schemas-microsoft-com:office:office" xmlns:oel="http://schemas.microsoft.com/office/2019/extlst" xmlns:r="http://schemas.openxmlformats.org/officeDocument/2006/relationships" xmlns:m="http://schemas.openxmlformats.org/officeDocument/2006/math" xmlns:v="urn:schemas-microsoft-com:vml" xmlns:wp14="http://schemas.microsoft.com/office/word/2010/wordprocessingDrawing" xmlns:wp="http://schemas.openxmlformats.org/drawingml/2006/wordprocessingDrawing" xmlns:w10="urn:schemas-microsoft-com:office:word" xmlns:w="http://schemas.openxmlformats.org/wordprocessingml/2006/main" xmlns:w14="http://schemas.microsoft.com/office/word/2010/wordml" xmlns:w15="http://schemas.microsoft.com/office/word/2012/wordml" xmlns:w16cex="http://schemas.microsoft.com/office/word/2018/wordml/cex" xmlns:w16cid="http://schemas.microsoft.com/office/word/2016/wordml/cid" xmlns:w16="http://schemas.microsoft.com/office/word/2018/wordml" xmlns:w16du="http://schemas.microsoft.com/office/word/2023/wordml/word16du" xmlns:w16sdtdh="http://schemas.microsoft.com/office/word/2020/wordml/sdtdatahash" xmlns:w16se="http://schemas.microsoft.com/office/word/2015/wordml/symex" xmlns:wpg="http://schemas.microsoft.com/office/word/2010/wordprocessingGroup" xmlns:wpi="http://schemas.microsoft.com/office/word/2010/wordprocessingInk" xmlns:wne="http://schemas.microsoft.com/office/word/2006/wordml" xmlns:wps="http://schemas.microsoft.com/office/word/2010/wordprocessingShape" mc:Ignorable="w14 w15 w16se w16cid w16 w16cex w16sdtdh w16du wp14">
   <w:abstractNum w:abstractNumId="0" w15:restartNumberingAfterBreak="0">
     <w:nsid w:val="FFFFFF7C"/>
     <w:multiLevelType w:val="singleLevel"/>
@@ -2023,7 +1753,7 @@
 </file>
 
 <file path=word/styles.xml><?xml version="1.0" encoding="utf-8"?>
-<w:styles xmlns:mc="http://schemas.openxmlformats.org/markup-compatibility/2006" xmlns:r="http://schemas.openxmlformats.org/officeDocument/2006/relationships" xmlns:w="http://schemas.openxmlformats.org/wordprocessingml/2006/main" xmlns:w14="http://schemas.microsoft.com/office/word/2010/wordml" xmlns:w15="http://schemas.microsoft.com/office/word/2012/wordml" xmlns:w16cex="http://schemas.microsoft.com/office/word/2018/wordml/cex" xmlns:w16cid="http://schemas.microsoft.com/office/word/2016/wordml/cid" xmlns:w16="http://schemas.microsoft.com/office/word/2018/wordml" xmlns:w16du="http://schemas.microsoft.com/office/word/2023/wordml/word16du" xmlns:w16sdtdh="http://schemas.microsoft.com/office/word/2020/wordml/sdtdatahash" xmlns:w16sdtfl="http://schemas.microsoft.com/office/word/2024/wordml/sdtformatlock" xmlns:w16se="http://schemas.microsoft.com/office/word/2015/wordml/symex" mc:Ignorable="w14 w15 w16se w16cid w16 w16cex w16sdtdh w16sdtfl w16du">
+<w:styles xmlns:mc="http://schemas.openxmlformats.org/markup-compatibility/2006" xmlns:r="http://schemas.openxmlformats.org/officeDocument/2006/relationships" xmlns:w="http://schemas.openxmlformats.org/wordprocessingml/2006/main" xmlns:w14="http://schemas.microsoft.com/office/word/2010/wordml" xmlns:w15="http://schemas.microsoft.com/office/word/2012/wordml" xmlns:w16cex="http://schemas.microsoft.com/office/word/2018/wordml/cex" xmlns:w16cid="http://schemas.microsoft.com/office/word/2016/wordml/cid" xmlns:w16="http://schemas.microsoft.com/office/word/2018/wordml" xmlns:w16du="http://schemas.microsoft.com/office/word/2023/wordml/word16du" xmlns:w16sdtdh="http://schemas.microsoft.com/office/word/2020/wordml/sdtdatahash" xmlns:w16se="http://schemas.microsoft.com/office/word/2015/wordml/symex" mc:Ignorable="w14 w15 w16se w16cid w16 w16cex w16sdtdh w16du">
   <w:docDefaults>
     <w:rPrDefault>
       <w:rPr>
